--- a/CMA_W_B1_Ch18_AnswerKeys.docx
+++ b/CMA_W_B1_Ch18_AnswerKeys.docx
@@ -97,73 +97,73 @@
                 <w:sz w:val="17"/>
                 <w:szCs w:val="17"/>
               </w:rPr>
-              <w:t xml:space="preserve">Integrated thinking · capitals</w:t>
-            </w:r>
-          </w:p>
-        </w:tc>
-        <w:tc>
-          <w:tcPr>
-            <w:tcW w:type="pct" w:w="1667"/>
-            <w:tcMar>
-              <w:top w:type="dxa" w:w="40"/>
-              <w:left w:type="dxa" w:w="100"/>
-              <w:bottom w:type="dxa" w:w="40"/>
-              <w:right w:type="dxa" w:w="100"/>
-            </w:tcMar>
-          </w:tcPr>
-          <w:p>
-            <w:pPr>
-              <w:spacing w:before="22" w:after="22"/>
-            </w:pPr>
-            <w:r>
-              <w:rPr>
-                <w:b/>
-                <w:bCs/>
-                <w:color w:val="8186EF"/>
-                <w:sz w:val="16"/>
-                <w:szCs w:val="16"/>
-              </w:rPr>
-              <w:t xml:space="preserve">9  </w:t>
-            </w:r>
-            <w:r>
-              <w:rPr>
-                <w:sz w:val="17"/>
-                <w:szCs w:val="17"/>
-              </w:rPr>
-              <w:t xml:space="preserve">T</w:t>
-            </w:r>
-          </w:p>
-        </w:tc>
-        <w:tc>
-          <w:tcPr>
-            <w:tcW w:type="pct" w:w="1667"/>
-            <w:tcMar>
-              <w:top w:type="dxa" w:w="40"/>
-              <w:left w:type="dxa" w:w="100"/>
-              <w:bottom w:type="dxa" w:w="40"/>
-              <w:right w:type="dxa" w:w="100"/>
-            </w:tcMar>
-          </w:tcPr>
-          <w:p>
-            <w:pPr>
-              <w:spacing w:before="22" w:after="22"/>
-            </w:pPr>
-            <w:r>
-              <w:rPr>
-                <w:b/>
-                <w:bCs/>
-                <w:color w:val="8186EF"/>
-                <w:sz w:val="16"/>
-                <w:szCs w:val="16"/>
-              </w:rPr>
-              <w:t xml:space="preserve">17  </w:t>
-            </w:r>
-            <w:r>
-              <w:rPr>
-                <w:sz w:val="17"/>
-                <w:szCs w:val="17"/>
-              </w:rPr>
-              <w:t xml:space="preserve">T</w:t>
+              <w:t xml:space="preserve">integrated report · communication · preservation</w:t>
+            </w:r>
+          </w:p>
+        </w:tc>
+        <w:tc>
+          <w:tcPr>
+            <w:tcW w:type="pct" w:w="1667"/>
+            <w:tcMar>
+              <w:top w:type="dxa" w:w="40"/>
+              <w:left w:type="dxa" w:w="100"/>
+              <w:bottom w:type="dxa" w:w="40"/>
+              <w:right w:type="dxa" w:w="100"/>
+            </w:tcMar>
+          </w:tcPr>
+          <w:p>
+            <w:pPr>
+              <w:spacing w:before="22" w:after="22"/>
+            </w:pPr>
+            <w:r>
+              <w:rPr>
+                <w:b/>
+                <w:bCs/>
+                <w:color w:val="8186EF"/>
+                <w:sz w:val="16"/>
+                <w:szCs w:val="16"/>
+              </w:rPr>
+              <w:t xml:space="preserve">7  </w:t>
+            </w:r>
+            <w:r>
+              <w:rPr>
+                <w:sz w:val="17"/>
+                <w:szCs w:val="17"/>
+              </w:rPr>
+              <w:t xml:space="preserve">C</w:t>
+            </w:r>
+          </w:p>
+        </w:tc>
+        <w:tc>
+          <w:tcPr>
+            <w:tcW w:type="pct" w:w="1667"/>
+            <w:tcMar>
+              <w:top w:type="dxa" w:w="40"/>
+              <w:left w:type="dxa" w:w="100"/>
+              <w:bottom w:type="dxa" w:w="40"/>
+              <w:right w:type="dxa" w:w="100"/>
+            </w:tcMar>
+          </w:tcPr>
+          <w:p>
+            <w:pPr>
+              <w:spacing w:before="22" w:after="22"/>
+            </w:pPr>
+            <w:r>
+              <w:rPr>
+                <w:b/>
+                <w:bCs/>
+                <w:color w:val="8186EF"/>
+                <w:sz w:val="16"/>
+                <w:szCs w:val="16"/>
+              </w:rPr>
+              <w:t xml:space="preserve">13  </w:t>
+            </w:r>
+            <w:r>
+              <w:rPr>
+                <w:sz w:val="17"/>
+                <w:szCs w:val="17"/>
+              </w:rPr>
+              <w:t xml:space="preserve">A</w:t>
             </w:r>
           </w:p>
         </w:tc>
@@ -199,7 +199,7 @@
                 <w:sz w:val="17"/>
                 <w:szCs w:val="17"/>
               </w:rPr>
-              <w:t xml:space="preserve">Integrated reporting · integrated thinking</w:t>
+              <w:t xml:space="preserve">integrated thinking · International · responsible</w:t>
             </w:r>
           </w:p>
         </w:tc>
@@ -226,14 +226,14 @@
                 <w:sz w:val="16"/>
                 <w:szCs w:val="16"/>
               </w:rPr>
-              <w:t xml:space="preserve">10  </w:t>
-            </w:r>
-            <w:r>
-              <w:rPr>
-                <w:sz w:val="17"/>
-                <w:szCs w:val="17"/>
-              </w:rPr>
-              <w:t xml:space="preserve">F</w:t>
+              <w:t xml:space="preserve">8  </w:t>
+            </w:r>
+            <w:r>
+              <w:rPr>
+                <w:sz w:val="17"/>
+                <w:szCs w:val="17"/>
+              </w:rPr>
+              <w:t xml:space="preserve">C</w:t>
             </w:r>
           </w:p>
         </w:tc>
@@ -260,7 +260,7 @@
                 <w:sz w:val="16"/>
                 <w:szCs w:val="16"/>
               </w:rPr>
-              <w:t xml:space="preserve">18  </w:t>
+              <w:t xml:space="preserve">14  </w:t>
             </w:r>
             <w:r>
               <w:rPr>
@@ -302,66 +302,33 @@
                 <w:sz w:val="17"/>
                 <w:szCs w:val="17"/>
               </w:rPr>
-              <w:t xml:space="preserve">Integrated thinking · capitals · Integrated reporting</w:t>
-            </w:r>
-          </w:p>
-        </w:tc>
-        <w:tc>
-          <w:tcPr>
-            <w:tcW w:type="pct" w:w="1667"/>
-            <w:tcMar>
-              <w:top w:type="dxa" w:w="40"/>
-              <w:left w:type="dxa" w:w="100"/>
-              <w:bottom w:type="dxa" w:w="40"/>
-              <w:right w:type="dxa" w:w="100"/>
-            </w:tcMar>
-          </w:tcPr>
-          <w:p>
-            <w:pPr>
-              <w:spacing w:before="22" w:after="22"/>
-            </w:pPr>
-            <w:r>
-              <w:rPr>
-                <w:b/>
-                <w:bCs/>
-                <w:color w:val="8186EF"/>
-                <w:sz w:val="16"/>
-                <w:szCs w:val="16"/>
-              </w:rPr>
-              <w:t xml:space="preserve">11  </w:t>
-            </w:r>
-            <w:r>
-              <w:rPr>
-                <w:sz w:val="17"/>
-                <w:szCs w:val="17"/>
-              </w:rPr>
-              <w:t xml:space="preserve">D</w:t>
-            </w:r>
-          </w:p>
-        </w:tc>
-        <w:tc>
-          <w:tcPr>
-            <w:tcW w:type="pct" w:w="1667"/>
-            <w:tcMar>
-              <w:top w:type="dxa" w:w="40"/>
-              <w:left w:type="dxa" w:w="100"/>
-              <w:bottom w:type="dxa" w:w="40"/>
-              <w:right w:type="dxa" w:w="100"/>
-            </w:tcMar>
-          </w:tcPr>
-          <w:p>
-            <w:pPr>
-              <w:spacing w:before="22" w:after="22"/>
-            </w:pPr>
-            <w:r>
-              <w:rPr>
-                <w:b/>
-                <w:bCs/>
-                <w:color w:val="8186EF"/>
-                <w:sz w:val="16"/>
-                <w:szCs w:val="16"/>
-              </w:rPr>
-              <w:t xml:space="preserve">19  </w:t>
+              <w:t xml:space="preserve">value creation process · capitals · outputs</w:t>
+            </w:r>
+          </w:p>
+        </w:tc>
+        <w:tc>
+          <w:tcPr>
+            <w:tcW w:type="pct" w:w="1667"/>
+            <w:tcMar>
+              <w:top w:type="dxa" w:w="40"/>
+              <w:left w:type="dxa" w:w="100"/>
+              <w:bottom w:type="dxa" w:w="40"/>
+              <w:right w:type="dxa" w:w="100"/>
+            </w:tcMar>
+          </w:tcPr>
+          <w:p>
+            <w:pPr>
+              <w:spacing w:before="22" w:after="22"/>
+            </w:pPr>
+            <w:r>
+              <w:rPr>
+                <w:b/>
+                <w:bCs/>
+                <w:color w:val="8186EF"/>
+                <w:sz w:val="16"/>
+                <w:szCs w:val="16"/>
+              </w:rPr>
+              <w:t xml:space="preserve">9  </w:t>
             </w:r>
             <w:r>
               <w:rPr>
@@ -369,6 +336,39 @@
                 <w:szCs w:val="17"/>
               </w:rPr>
               <w:t xml:space="preserve">B</w:t>
+            </w:r>
+          </w:p>
+        </w:tc>
+        <w:tc>
+          <w:tcPr>
+            <w:tcW w:type="pct" w:w="1667"/>
+            <w:tcMar>
+              <w:top w:type="dxa" w:w="40"/>
+              <w:left w:type="dxa" w:w="100"/>
+              <w:bottom w:type="dxa" w:w="40"/>
+              <w:right w:type="dxa" w:w="100"/>
+            </w:tcMar>
+          </w:tcPr>
+          <w:p>
+            <w:pPr>
+              <w:spacing w:before="22" w:after="22"/>
+            </w:pPr>
+            <w:r>
+              <w:rPr>
+                <w:b/>
+                <w:bCs/>
+                <w:color w:val="8186EF"/>
+                <w:sz w:val="16"/>
+                <w:szCs w:val="16"/>
+              </w:rPr>
+              <w:t xml:space="preserve">15  </w:t>
+            </w:r>
+            <w:r>
+              <w:rPr>
+                <w:sz w:val="17"/>
+                <w:szCs w:val="17"/>
+              </w:rPr>
+              <w:t xml:space="preserve">A</w:t>
             </w:r>
           </w:p>
         </w:tc>
@@ -431,14 +431,14 @@
                 <w:sz w:val="16"/>
                 <w:szCs w:val="16"/>
               </w:rPr>
-              <w:t xml:space="preserve">12  </w:t>
-            </w:r>
-            <w:r>
-              <w:rPr>
-                <w:sz w:val="17"/>
-                <w:szCs w:val="17"/>
-              </w:rPr>
-              <w:t xml:space="preserve">B</w:t>
+              <w:t xml:space="preserve">10  </w:t>
+            </w:r>
+            <w:r>
+              <w:rPr>
+                <w:sz w:val="17"/>
+                <w:szCs w:val="17"/>
+              </w:rPr>
+              <w:t xml:space="preserve">A</w:t>
             </w:r>
           </w:p>
         </w:tc>
@@ -465,14 +465,14 @@
                 <w:sz w:val="16"/>
                 <w:szCs w:val="16"/>
               </w:rPr>
-              <w:t xml:space="preserve">20  </w:t>
-            </w:r>
-            <w:r>
-              <w:rPr>
-                <w:sz w:val="17"/>
-                <w:szCs w:val="17"/>
-              </w:rPr>
-              <w:t xml:space="preserve">A</w:t>
+              <w:t xml:space="preserve">16  </w:t>
+            </w:r>
+            <w:r>
+              <w:rPr>
+                <w:sz w:val="17"/>
+                <w:szCs w:val="17"/>
+              </w:rPr>
+              <w:t xml:space="preserve">Compare with the model earlier in this handout.</w:t>
             </w:r>
           </w:p>
         </w:tc>
@@ -533,47 +533,47 @@
                 <w:sz w:val="16"/>
                 <w:szCs w:val="16"/>
               </w:rPr>
-              <w:t xml:space="preserve">13  </w:t>
-            </w:r>
-            <w:r>
-              <w:rPr>
-                <w:sz w:val="17"/>
-                <w:szCs w:val="17"/>
-              </w:rPr>
-              <w:t xml:space="preserve">A</w:t>
-            </w:r>
-          </w:p>
-        </w:tc>
-        <w:tc>
-          <w:tcPr>
-            <w:tcW w:type="pct" w:w="1667"/>
-            <w:tcMar>
-              <w:top w:type="dxa" w:w="40"/>
-              <w:left w:type="dxa" w:w="100"/>
-              <w:bottom w:type="dxa" w:w="40"/>
-              <w:right w:type="dxa" w:w="100"/>
-            </w:tcMar>
-          </w:tcPr>
-          <w:p>
-            <w:pPr>
-              <w:spacing w:before="22" w:after="22"/>
-            </w:pPr>
-            <w:r>
-              <w:rPr>
-                <w:b/>
-                <w:bCs/>
-                <w:color w:val="8186EF"/>
-                <w:sz w:val="16"/>
-                <w:szCs w:val="16"/>
-              </w:rPr>
-              <w:t xml:space="preserve">21  </w:t>
-            </w:r>
-            <w:r>
-              <w:rPr>
-                <w:sz w:val="17"/>
-                <w:szCs w:val="17"/>
-              </w:rPr>
-              <w:t xml:space="preserve">Compare with the model earlier in this handout.</w:t>
+              <w:t xml:space="preserve">11  </w:t>
+            </w:r>
+            <w:r>
+              <w:rPr>
+                <w:sz w:val="17"/>
+                <w:szCs w:val="17"/>
+              </w:rPr>
+              <w:t xml:space="preserve">T</w:t>
+            </w:r>
+          </w:p>
+        </w:tc>
+        <w:tc>
+          <w:tcPr>
+            <w:tcW w:type="pct" w:w="1667"/>
+            <w:tcMar>
+              <w:top w:type="dxa" w:w="40"/>
+              <w:left w:type="dxa" w:w="100"/>
+              <w:bottom w:type="dxa" w:w="40"/>
+              <w:right w:type="dxa" w:w="100"/>
+            </w:tcMar>
+          </w:tcPr>
+          <w:p>
+            <w:pPr>
+              <w:spacing w:before="22" w:after="22"/>
+            </w:pPr>
+            <w:r>
+              <w:rPr>
+                <w:b/>
+                <w:bCs/>
+                <w:color w:val="8186EF"/>
+                <w:sz w:val="16"/>
+                <w:szCs w:val="16"/>
+              </w:rPr>
+              <w:t xml:space="preserve">17  </w:t>
+            </w:r>
+            <w:r>
+              <w:rPr>
+                <w:sz w:val="17"/>
+                <w:szCs w:val="17"/>
+              </w:rPr>
+              <w:t xml:space="preserve">Integrated thinking is the way management considers the relationships between the company's units and the resources, or capitals, that it uses and affects. It leads to decisions that consider value creation over the short, medium and long term.</w:t>
             </w:r>
           </w:p>
         </w:tc>
@@ -609,7 +609,7 @@
                 <w:sz w:val="17"/>
                 <w:szCs w:val="17"/>
               </w:rPr>
-              <w:t xml:space="preserve">A</w:t>
+              <w:t xml:space="preserve">D</w:t>
             </w:r>
           </w:p>
         </w:tc>
@@ -636,202 +636,7 @@
                 <w:sz w:val="16"/>
                 <w:szCs w:val="16"/>
               </w:rPr>
-              <w:t xml:space="preserve">14  </w:t>
-            </w:r>
-            <w:r>
-              <w:rPr>
-                <w:sz w:val="17"/>
-                <w:szCs w:val="17"/>
-              </w:rPr>
-              <w:t xml:space="preserve">C</w:t>
-            </w:r>
-          </w:p>
-        </w:tc>
-        <w:tc>
-          <w:tcPr>
-            <w:tcW w:type="pct" w:w="1667"/>
-            <w:shd w:fill="FBFAF6" w:val="clear"/>
-            <w:tcMar>
-              <w:top w:type="dxa" w:w="40"/>
-              <w:left w:type="dxa" w:w="100"/>
-              <w:bottom w:type="dxa" w:w="40"/>
-              <w:right w:type="dxa" w:w="100"/>
-            </w:tcMar>
-          </w:tcPr>
-          <w:p>
-            <w:pPr>
-              <w:spacing w:before="22" w:after="22"/>
-            </w:pPr>
-            <w:r>
-              <w:rPr>
-                <w:b/>
-                <w:bCs/>
-                <w:color w:val="8186EF"/>
-                <w:sz w:val="16"/>
-                <w:szCs w:val="16"/>
-              </w:rPr>
-              <w:t xml:space="preserve">22  </w:t>
-            </w:r>
-            <w:r>
-              <w:rPr>
-                <w:sz w:val="17"/>
-                <w:szCs w:val="17"/>
-              </w:rPr>
-              <w:t xml:space="preserve">Integrated thinking is the way management considers the relationships between the company's units and the resources, or capitals, that it uses and affects. It leads to decisions that consider value creation over the short, medium and long term.</w:t>
-            </w:r>
-          </w:p>
-        </w:tc>
-      </w:tr>
-      <w:tr>
-        <w:tc>
-          <w:tcPr>
-            <w:tcW w:type="pct" w:w="1667"/>
-            <w:tcMar>
-              <w:top w:type="dxa" w:w="40"/>
-              <w:left w:type="dxa" w:w="100"/>
-              <w:bottom w:type="dxa" w:w="40"/>
-              <w:right w:type="dxa" w:w="100"/>
-            </w:tcMar>
-          </w:tcPr>
-          <w:p>
-            <w:pPr>
-              <w:spacing w:before="22" w:after="22"/>
-            </w:pPr>
-            <w:r>
-              <w:rPr>
-                <w:b/>
-                <w:bCs/>
-                <w:color w:val="8186EF"/>
-                <w:sz w:val="16"/>
-                <w:szCs w:val="16"/>
-              </w:rPr>
-              <w:t xml:space="preserve">7  </w:t>
-            </w:r>
-            <w:r>
-              <w:rPr>
-                <w:sz w:val="17"/>
-                <w:szCs w:val="17"/>
-              </w:rPr>
-              <w:t xml:space="preserve">C</w:t>
-            </w:r>
-          </w:p>
-        </w:tc>
-        <w:tc>
-          <w:tcPr>
-            <w:tcW w:type="pct" w:w="1667"/>
-            <w:tcMar>
-              <w:top w:type="dxa" w:w="40"/>
-              <w:left w:type="dxa" w:w="100"/>
-              <w:bottom w:type="dxa" w:w="40"/>
-              <w:right w:type="dxa" w:w="100"/>
-            </w:tcMar>
-          </w:tcPr>
-          <w:p>
-            <w:pPr>
-              <w:spacing w:before="22" w:after="22"/>
-            </w:pPr>
-            <w:r>
-              <w:rPr>
-                <w:b/>
-                <w:bCs/>
-                <w:color w:val="8186EF"/>
-                <w:sz w:val="16"/>
-                <w:szCs w:val="16"/>
-              </w:rPr>
-              <w:t xml:space="preserve">15  </w:t>
-            </w:r>
-            <w:r>
-              <w:rPr>
-                <w:sz w:val="17"/>
-                <w:szCs w:val="17"/>
-              </w:rPr>
-              <w:t xml:space="preserve">D</w:t>
-            </w:r>
-          </w:p>
-        </w:tc>
-        <w:tc>
-          <w:tcPr>
-            <w:tcW w:type="pct" w:w="1667"/>
-            <w:tcMar>
-              <w:top w:type="dxa" w:w="40"/>
-              <w:left w:type="dxa" w:w="100"/>
-              <w:bottom w:type="dxa" w:w="40"/>
-              <w:right w:type="dxa" w:w="100"/>
-            </w:tcMar>
-          </w:tcPr>
-          <w:p>
-            <w:pPr>
-              <w:spacing w:before="24" w:after="24"/>
-            </w:pPr>
-            <w:r>
-              <w:rPr>
-                <w:sz w:val="16"/>
-                <w:szCs w:val="16"/>
-              </w:rPr>
-              <w:t xml:space="preserve"/>
-            </w:r>
-          </w:p>
-        </w:tc>
-      </w:tr>
-      <w:tr>
-        <w:tc>
-          <w:tcPr>
-            <w:tcW w:type="pct" w:w="1667"/>
-            <w:shd w:fill="FBFAF6" w:val="clear"/>
-            <w:tcMar>
-              <w:top w:type="dxa" w:w="40"/>
-              <w:left w:type="dxa" w:w="100"/>
-              <w:bottom w:type="dxa" w:w="40"/>
-              <w:right w:type="dxa" w:w="100"/>
-            </w:tcMar>
-          </w:tcPr>
-          <w:p>
-            <w:pPr>
-              <w:spacing w:before="22" w:after="22"/>
-            </w:pPr>
-            <w:r>
-              <w:rPr>
-                <w:b/>
-                <w:bCs/>
-                <w:color w:val="8186EF"/>
-                <w:sz w:val="16"/>
-                <w:szCs w:val="16"/>
-              </w:rPr>
-              <w:t xml:space="preserve">8  </w:t>
-            </w:r>
-            <w:r>
-              <w:rPr>
-                <w:sz w:val="17"/>
-                <w:szCs w:val="17"/>
-              </w:rPr>
-              <w:t xml:space="preserve">C</w:t>
-            </w:r>
-          </w:p>
-        </w:tc>
-        <w:tc>
-          <w:tcPr>
-            <w:tcW w:type="pct" w:w="1667"/>
-            <w:shd w:fill="FBFAF6" w:val="clear"/>
-            <w:tcMar>
-              <w:top w:type="dxa" w:w="40"/>
-              <w:left w:type="dxa" w:w="100"/>
-              <w:bottom w:type="dxa" w:w="40"/>
-              <w:right w:type="dxa" w:w="100"/>
-            </w:tcMar>
-          </w:tcPr>
-          <w:p>
-            <w:pPr>
-              <w:spacing w:before="22" w:after="22"/>
-            </w:pPr>
-            <w:r>
-              <w:rPr>
-                <w:b/>
-                <w:bCs/>
-                <w:color w:val="8186EF"/>
-                <w:sz w:val="16"/>
-                <w:szCs w:val="16"/>
-              </w:rPr>
-              <w:t xml:space="preserve">16  </w:t>
+              <w:t xml:space="preserve">12  </w:t>
             </w:r>
             <w:r>
               <w:rPr>
@@ -904,7 +709,7 @@
           <w:sz w:val="16"/>
           <w:szCs w:val="16"/>
         </w:rPr>
-        <w:t xml:space="preserve">The book writes: “Integrated thinking is the way management considers the relationships between the company's units and the resources, or capitals, that it uses and affects. It leads to decisions that consider value creation over the short, medium and long term.”</w:t>
+        <w:t xml:space="preserve">The book writes: “The integrated report is the product: a concise communication about how the company's strategy, governance, performance and prospects lead to the creation, preservation or erosion of value over time. The three ideas depend on each other.”</w:t>
       </w:r>
     </w:p>
     <w:p>
@@ -927,7 +732,7 @@
           <w:sz w:val="16"/>
           <w:szCs w:val="16"/>
         </w:rPr>
-        <w:t xml:space="preserve">The book writes: “Integrated reporting is the process, founded on integrated thinking, that results in a periodic integrated report. The integrated report is the product: a concise communication about how the company's strategy, governance, performance and prospects lead to the creation, preservation or erosion of value over time.”</w:t>
+        <w:t xml:space="preserve">The book writes: “Without integrated thinking, a report is just a collection of separate facts. The rules are in the International &lt;IR&gt; Framework, last revised in January 2021. The IFRS Foundation now owns it, and the IASB and the ISSB are jointly responsible for it.”</w:t>
       </w:r>
     </w:p>
     <w:p>
@@ -950,7 +755,7 @@
           <w:sz w:val="16"/>
           <w:szCs w:val="16"/>
         </w:rPr>
-        <w:t xml:space="preserve">The book writes: “Integrated thinking is the way management considers the relationships between the company's units and the resources, or capitals, that it uses and affects. It leads to decisions that consider value creation over the short, medium and long term. Integrated reporting is the process, founded on integrated thinking, that results in a periodic integrated report.”</w:t>
+        <w:t xml:space="preserve">The book writes: “In the value creation process, the business model takes capitals as inputs and turns them, through its activities, into outputs: products, by-products and waste.”</w:t>
       </w:r>
     </w:p>
     <w:p>
@@ -973,7 +778,7 @@
           <w:sz w:val="16"/>
           <w:szCs w:val="16"/>
         </w:rPr>
-        <w:t xml:space="preserve">The book pairs D1 Driver training with “Human capital”.</w:t>
+        <w:t xml:space="preserve">The book pairs D5 Packaging waste with “Natural capital”.</w:t>
       </w:r>
     </w:p>
     <w:p>
@@ -1019,7 +824,7 @@
           <w:sz w:val="16"/>
           <w:szCs w:val="16"/>
         </w:rPr>
-        <w:t xml:space="preserve">The book’s own table gives Natural capital as the category of D2 Electricity and solar.</w:t>
+        <w:t xml:space="preserve">Integrated thinking is about connected decision making. A is wrong: That is consolidation. B is wrong: It is a way of thinking, not a filing.</w:t>
       </w:r>
     </w:p>
     <w:p>
@@ -1042,7 +847,7 @@
           <w:sz w:val="16"/>
           <w:szCs w:val="16"/>
         </w:rPr>
-        <w:t xml:space="preserve">The book’s own table gives Social and relationship capital as the category of D3 Farmer partnerships.</w:t>
+        <w:t xml:space="preserve">Communities are stakeholders, not the primary audience. A is wrong: Shareholders provide financial capital. B is wrong: Lenders provide financial capital.</w:t>
       </w:r>
     </w:p>
     <w:p>
@@ -1065,7 +870,7 @@
           <w:sz w:val="16"/>
           <w:szCs w:val="16"/>
         </w:rPr>
-        <w:t xml:space="preserve">The book’s own table gives Human capital as the category of D4 Warehouse staff turnover.</w:t>
+        <w:t xml:space="preserve">Eight elements (what) and seven principles (how). A is wrong: The numbers are reversed. B is wrong: Six is the number of capitals.</w:t>
       </w:r>
     </w:p>
     <w:p>
@@ -1088,7 +893,7 @@
           <w:sz w:val="16"/>
           <w:szCs w:val="16"/>
         </w:rPr>
-        <w:t xml:space="preserve">The book pairs D1 Driver training with “Human capital”.</w:t>
+        <w:t xml:space="preserve">Flexibility limits comparability. A is wrong: The SEC does not set integrated-reporting KPIs. C is wrong: Assurance is limited, not the cause.</w:t>
       </w:r>
     </w:p>
     <w:p>
@@ -1111,7 +916,7 @@
           <w:sz w:val="16"/>
           <w:szCs w:val="16"/>
         </w:rPr>
-        <w:t xml:space="preserve">The book pairs D2 Electricity and solar with “Natural capital”, not with “Human capital”.</w:t>
+        <w:t xml:space="preserve">Every cycle settles one rule and shows where it comes from.</w:t>
       </w:r>
     </w:p>
     <w:p>
@@ -1134,7 +939,7 @@
           <w:sz w:val="16"/>
           <w:szCs w:val="16"/>
         </w:rPr>
-        <w:t xml:space="preserve">Integrated thinking is about connected decision making. A is wrong: That is consolidation. B is wrong: It is a way of thinking, not a filing.</w:t>
+        <w:t xml:space="preserve">CMA questions use exact terms, and one word can change the answer.</w:t>
       </w:r>
     </w:p>
     <w:p>
@@ -1157,7 +962,7 @@
           <w:sz w:val="16"/>
           <w:szCs w:val="16"/>
         </w:rPr>
-        <w:t xml:space="preserve">Connectivity shows how capitals, strategy and performance are linked. A is wrong: Conciseness is about length and clarity. C is wrong: Consistency is about using the same basis over time.</w:t>
+        <w:t xml:space="preserve">The term tables in each section are the book’s own.</w:t>
       </w:r>
     </w:p>
     <w:p>
@@ -1180,7 +985,7 @@
           <w:sz w:val="16"/>
           <w:szCs w:val="16"/>
         </w:rPr>
-        <w:t xml:space="preserve">Reports should include positive and negative matters. B is wrong: Materiality decides what is important, not balance. C is wrong: Strategic focus is about strategy and the future.</w:t>
+        <w:t xml:space="preserve">The Framework remains in use under the IFRS Foundation. B is wrong: IFRS S1 did not replace it. C is wrong: It is not part of U.S. GAAP.</w:t>
       </w:r>
     </w:p>
     <w:p>
@@ -1203,7 +1008,7 @@
           <w:sz w:val="16"/>
           <w:szCs w:val="16"/>
         </w:rPr>
-        <w:t xml:space="preserve">Integrated-reporting materiality is about value creation. A is wrong: The Framework does not use a percentage test. B is wrong: Materiality is not tied to SEC rules.</w:t>
+        <w:t xml:space="preserve">The book’s own table gives Natural capital as the category of D5 Packaging waste.</w:t>
       </w:r>
     </w:p>
     <w:p>
@@ -1220,121 +1025,6 @@
           <w:szCs w:val="16"/>
         </w:rPr>
         <w:t xml:space="preserve">15  </w:t>
-      </w:r>
-      <w:r>
-        <w:rPr>
-          <w:sz w:val="16"/>
-          <w:szCs w:val="16"/>
-        </w:rPr>
-        <w:t xml:space="preserve">Integrated thinking is about connected decision making. A is wrong: That is consolidation. B is wrong: It is a way of thinking, not a filing.</w:t>
-      </w:r>
-    </w:p>
-    <w:p>
-      <w:pPr>
-        <w:spacing w:after="18"/>
-        <w:ind w:left="300" w:hanging="300"/>
-      </w:pPr>
-      <w:r>
-        <w:rPr>
-          <w:b/>
-          <w:bCs/>
-          <w:color w:val="8186EF"/>
-          <w:sz w:val="16"/>
-          <w:szCs w:val="16"/>
-        </w:rPr>
-        <w:t xml:space="preserve">16  </w:t>
-      </w:r>
-      <w:r>
-        <w:rPr>
-          <w:sz w:val="16"/>
-          <w:szCs w:val="16"/>
-        </w:rPr>
-        <w:t xml:space="preserve">CMA questions use exact terms, and one word can change the answer.</w:t>
-      </w:r>
-    </w:p>
-    <w:p>
-      <w:pPr>
-        <w:spacing w:after="18"/>
-        <w:ind w:left="300" w:hanging="300"/>
-      </w:pPr>
-      <w:r>
-        <w:rPr>
-          <w:b/>
-          <w:bCs/>
-          <w:color w:val="8186EF"/>
-          <w:sz w:val="16"/>
-          <w:szCs w:val="16"/>
-        </w:rPr>
-        <w:t xml:space="preserve">17  </w:t>
-      </w:r>
-      <w:r>
-        <w:rPr>
-          <w:sz w:val="16"/>
-          <w:szCs w:val="16"/>
-        </w:rPr>
-        <w:t xml:space="preserve">The term tables in each section are the book’s own.</w:t>
-      </w:r>
-    </w:p>
-    <w:p>
-      <w:pPr>
-        <w:spacing w:after="18"/>
-        <w:ind w:left="300" w:hanging="300"/>
-      </w:pPr>
-      <w:r>
-        <w:rPr>
-          <w:b/>
-          <w:bCs/>
-          <w:color w:val="8186EF"/>
-          <w:sz w:val="16"/>
-          <w:szCs w:val="16"/>
-        </w:rPr>
-        <w:t xml:space="preserve">18  </w:t>
-      </w:r>
-      <w:r>
-        <w:rPr>
-          <w:sz w:val="16"/>
-          <w:szCs w:val="16"/>
-        </w:rPr>
-        <w:t xml:space="preserve">Communities are stakeholders, not the primary audience. A is wrong: Shareholders provide financial capital. B is wrong: Lenders provide financial capital.</w:t>
-      </w:r>
-    </w:p>
-    <w:p>
-      <w:pPr>
-        <w:spacing w:after="18"/>
-        <w:ind w:left="300" w:hanging="300"/>
-      </w:pPr>
-      <w:r>
-        <w:rPr>
-          <w:b/>
-          <w:bCs/>
-          <w:color w:val="8186EF"/>
-          <w:sz w:val="16"/>
-          <w:szCs w:val="16"/>
-        </w:rPr>
-        <w:t xml:space="preserve">19  </w:t>
-      </w:r>
-      <w:r>
-        <w:rPr>
-          <w:sz w:val="16"/>
-          <w:szCs w:val="16"/>
-        </w:rPr>
-        <w:t xml:space="preserve">Relationships with suppliers and communities are social and relationship capital. A is wrong: Human capital is the company's own people and their skills. C is wrong: The farmers are a relationship; the groves are natural capital.</w:t>
-      </w:r>
-    </w:p>
-    <w:p>
-      <w:pPr>
-        <w:spacing w:after="18"/>
-        <w:ind w:left="300" w:hanging="300"/>
-      </w:pPr>
-      <w:r>
-        <w:rPr>
-          <w:b/>
-          <w:bCs/>
-          <w:color w:val="8186EF"/>
-          <w:sz w:val="16"/>
-          <w:szCs w:val="16"/>
-        </w:rPr>
-        <w:t xml:space="preserve">20  </w:t>
       </w:r>
       <w:r>
         <w:rPr>
@@ -1477,7 +1167,40 @@
                 <w:sz w:val="16"/>
                 <w:szCs w:val="16"/>
               </w:rPr>
-              <w:t xml:space="preserve">9  </w:t>
+              <w:t xml:space="preserve">6  </w:t>
+            </w:r>
+            <w:r>
+              <w:rPr>
+                <w:sz w:val="17"/>
+                <w:szCs w:val="17"/>
+              </w:rPr>
+              <w:t xml:space="preserve">integrated report · financial capital</w:t>
+            </w:r>
+          </w:p>
+        </w:tc>
+        <w:tc>
+          <w:tcPr>
+            <w:tcW w:type="pct" w:w="1667"/>
+            <w:tcMar>
+              <w:top w:type="dxa" w:w="40"/>
+              <w:left w:type="dxa" w:w="100"/>
+              <w:bottom w:type="dxa" w:w="40"/>
+              <w:right w:type="dxa" w:w="100"/>
+            </w:tcMar>
+          </w:tcPr>
+          <w:p>
+            <w:pPr>
+              <w:spacing w:before="22" w:after="22"/>
+            </w:pPr>
+            <w:r>
+              <w:rPr>
+                <w:b/>
+                <w:bCs/>
+                <w:color w:val="8186EF"/>
+                <w:sz w:val="16"/>
+                <w:szCs w:val="16"/>
+              </w:rPr>
+              <w:t xml:space="preserve">11  </w:t>
             </w:r>
             <w:r>
               <w:rPr>
@@ -1485,39 +1208,6 @@
                 <w:szCs w:val="17"/>
               </w:rPr>
               <w:t xml:space="preserve">T</w:t>
-            </w:r>
-          </w:p>
-        </w:tc>
-        <w:tc>
-          <w:tcPr>
-            <w:tcW w:type="pct" w:w="1667"/>
-            <w:tcMar>
-              <w:top w:type="dxa" w:w="40"/>
-              <w:left w:type="dxa" w:w="100"/>
-              <w:bottom w:type="dxa" w:w="40"/>
-              <w:right w:type="dxa" w:w="100"/>
-            </w:tcMar>
-          </w:tcPr>
-          <w:p>
-            <w:pPr>
-              <w:spacing w:before="22" w:after="22"/>
-            </w:pPr>
-            <w:r>
-              <w:rPr>
-                <w:b/>
-                <w:bCs/>
-                <w:color w:val="8186EF"/>
-                <w:sz w:val="16"/>
-                <w:szCs w:val="16"/>
-              </w:rPr>
-              <w:t xml:space="preserve">17  </w:t>
-            </w:r>
-            <w:r>
-              <w:rPr>
-                <w:sz w:val="17"/>
-                <w:szCs w:val="17"/>
-              </w:rPr>
-              <w:t xml:space="preserve">A</w:t>
             </w:r>
           </w:p>
         </w:tc>
@@ -1553,7 +1243,7 @@
                 <w:sz w:val="17"/>
                 <w:szCs w:val="17"/>
               </w:rPr>
-              <w:t xml:space="preserve">integrated reporting · financial capital</w:t>
+              <w:t xml:space="preserve">stakeholders · communities · policymakers</w:t>
             </w:r>
           </w:p>
         </w:tc>
@@ -1580,14 +1270,14 @@
                 <w:sz w:val="16"/>
                 <w:szCs w:val="16"/>
               </w:rPr>
-              <w:t xml:space="preserve">10  </w:t>
-            </w:r>
-            <w:r>
-              <w:rPr>
-                <w:sz w:val="17"/>
-                <w:szCs w:val="17"/>
-              </w:rPr>
-              <w:t xml:space="preserve">F</w:t>
+              <w:t xml:space="preserve">7  </w:t>
+            </w:r>
+            <w:r>
+              <w:rPr>
+                <w:sz w:val="17"/>
+                <w:szCs w:val="17"/>
+              </w:rPr>
+              <w:t xml:space="preserve">D</w:t>
             </w:r>
           </w:p>
         </w:tc>
@@ -1614,14 +1304,14 @@
                 <w:sz w:val="16"/>
                 <w:szCs w:val="16"/>
               </w:rPr>
-              <w:t xml:space="preserve">18  </w:t>
-            </w:r>
-            <w:r>
-              <w:rPr>
-                <w:sz w:val="17"/>
-                <w:szCs w:val="17"/>
-              </w:rPr>
-              <w:t xml:space="preserve">T</w:t>
+              <w:t xml:space="preserve">12  </w:t>
+            </w:r>
+            <w:r>
+              <w:rPr>
+                <w:sz w:val="17"/>
+                <w:szCs w:val="17"/>
+              </w:rPr>
+              <w:t xml:space="preserve">A</w:t>
             </w:r>
           </w:p>
         </w:tc>
@@ -1656,73 +1346,73 @@
                 <w:sz w:val="17"/>
                 <w:szCs w:val="17"/>
               </w:rPr>
-              <w:t xml:space="preserve">financial capital · integrated report</w:t>
-            </w:r>
-          </w:p>
-        </w:tc>
-        <w:tc>
-          <w:tcPr>
-            <w:tcW w:type="pct" w:w="1667"/>
-            <w:tcMar>
-              <w:top w:type="dxa" w:w="40"/>
-              <w:left w:type="dxa" w:w="100"/>
-              <w:bottom w:type="dxa" w:w="40"/>
-              <w:right w:type="dxa" w:w="100"/>
-            </w:tcMar>
-          </w:tcPr>
-          <w:p>
-            <w:pPr>
-              <w:spacing w:before="22" w:after="22"/>
-            </w:pPr>
-            <w:r>
-              <w:rPr>
-                <w:b/>
-                <w:bCs/>
-                <w:color w:val="8186EF"/>
-                <w:sz w:val="16"/>
-                <w:szCs w:val="16"/>
-              </w:rPr>
-              <w:t xml:space="preserve">11  </w:t>
-            </w:r>
-            <w:r>
-              <w:rPr>
-                <w:sz w:val="17"/>
-                <w:szCs w:val="17"/>
-              </w:rPr>
-              <w:t xml:space="preserve">integrated report · financial capital</w:t>
-            </w:r>
-          </w:p>
-        </w:tc>
-        <w:tc>
-          <w:tcPr>
-            <w:tcW w:type="pct" w:w="1667"/>
-            <w:tcMar>
-              <w:top w:type="dxa" w:w="40"/>
-              <w:left w:type="dxa" w:w="100"/>
-              <w:bottom w:type="dxa" w:w="40"/>
-              <w:right w:type="dxa" w:w="100"/>
-            </w:tcMar>
-          </w:tcPr>
-          <w:p>
-            <w:pPr>
-              <w:spacing w:before="22" w:after="22"/>
-            </w:pPr>
-            <w:r>
-              <w:rPr>
-                <w:b/>
-                <w:bCs/>
-                <w:color w:val="8186EF"/>
-                <w:sz w:val="16"/>
-                <w:szCs w:val="16"/>
-              </w:rPr>
-              <w:t xml:space="preserve">19  </w:t>
-            </w:r>
-            <w:r>
-              <w:rPr>
-                <w:sz w:val="17"/>
-                <w:szCs w:val="17"/>
-              </w:rPr>
-              <w:t xml:space="preserve">T</w:t>
+              <w:t xml:space="preserve">integrated reporting · financial capital</w:t>
+            </w:r>
+          </w:p>
+        </w:tc>
+        <w:tc>
+          <w:tcPr>
+            <w:tcW w:type="pct" w:w="1667"/>
+            <w:tcMar>
+              <w:top w:type="dxa" w:w="40"/>
+              <w:left w:type="dxa" w:w="100"/>
+              <w:bottom w:type="dxa" w:w="40"/>
+              <w:right w:type="dxa" w:w="100"/>
+            </w:tcMar>
+          </w:tcPr>
+          <w:p>
+            <w:pPr>
+              <w:spacing w:before="22" w:after="22"/>
+            </w:pPr>
+            <w:r>
+              <w:rPr>
+                <w:b/>
+                <w:bCs/>
+                <w:color w:val="8186EF"/>
+                <w:sz w:val="16"/>
+                <w:szCs w:val="16"/>
+              </w:rPr>
+              <w:t xml:space="preserve">8  </w:t>
+            </w:r>
+            <w:r>
+              <w:rPr>
+                <w:sz w:val="17"/>
+                <w:szCs w:val="17"/>
+              </w:rPr>
+              <w:t xml:space="preserve">B</w:t>
+            </w:r>
+          </w:p>
+        </w:tc>
+        <w:tc>
+          <w:tcPr>
+            <w:tcW w:type="pct" w:w="1667"/>
+            <w:tcMar>
+              <w:top w:type="dxa" w:w="40"/>
+              <w:left w:type="dxa" w:w="100"/>
+              <w:bottom w:type="dxa" w:w="40"/>
+              <w:right w:type="dxa" w:w="100"/>
+            </w:tcMar>
+          </w:tcPr>
+          <w:p>
+            <w:pPr>
+              <w:spacing w:before="22" w:after="22"/>
+            </w:pPr>
+            <w:r>
+              <w:rPr>
+                <w:b/>
+                <w:bCs/>
+                <w:color w:val="8186EF"/>
+                <w:sz w:val="16"/>
+                <w:szCs w:val="16"/>
+              </w:rPr>
+              <w:t xml:space="preserve">13  </w:t>
+            </w:r>
+            <w:r>
+              <w:rPr>
+                <w:sz w:val="17"/>
+                <w:szCs w:val="17"/>
+              </w:rPr>
+              <w:t xml:space="preserve">Compare with the model earlier in this handout.</w:t>
             </w:r>
           </w:p>
         </w:tc>
@@ -1785,14 +1475,14 @@
                 <w:sz w:val="16"/>
                 <w:szCs w:val="16"/>
               </w:rPr>
-              <w:t xml:space="preserve">12  </w:t>
-            </w:r>
-            <w:r>
-              <w:rPr>
-                <w:sz w:val="17"/>
-                <w:szCs w:val="17"/>
-              </w:rPr>
-              <w:t xml:space="preserve">D</w:t>
+              <w:t xml:space="preserve">9  </w:t>
+            </w:r>
+            <w:r>
+              <w:rPr>
+                <w:sz w:val="17"/>
+                <w:szCs w:val="17"/>
+              </w:rPr>
+              <w:t xml:space="preserve">A</w:t>
             </w:r>
           </w:p>
         </w:tc>
@@ -1819,14 +1509,14 @@
                 <w:sz w:val="16"/>
                 <w:szCs w:val="16"/>
               </w:rPr>
-              <w:t xml:space="preserve">20  </w:t>
-            </w:r>
-            <w:r>
-              <w:rPr>
-                <w:sz w:val="17"/>
-                <w:szCs w:val="17"/>
-              </w:rPr>
-              <w:t xml:space="preserve">B</w:t>
+              <w:t xml:space="preserve">14  </w:t>
+            </w:r>
+            <w:r>
+              <w:rPr>
+                <w:sz w:val="17"/>
+                <w:szCs w:val="17"/>
+              </w:rPr>
+              <w:t xml:space="preserve">The primary purpose of an integrated report is to explain to providers of financial capital, such as shareholders and lenders, how the company creates, preserves or erodes value over time. This is the exam answer to 'Who is the main audience?'.</w:t>
             </w:r>
           </w:p>
         </w:tc>
@@ -1861,382 +1551,63 @@
                 <w:sz w:val="17"/>
                 <w:szCs w:val="17"/>
               </w:rPr>
-              <w:t xml:space="preserve">A</w:t>
-            </w:r>
-          </w:p>
-        </w:tc>
-        <w:tc>
-          <w:tcPr>
-            <w:tcW w:type="pct" w:w="1667"/>
-            <w:tcMar>
-              <w:top w:type="dxa" w:w="40"/>
-              <w:left w:type="dxa" w:w="100"/>
-              <w:bottom w:type="dxa" w:w="40"/>
-              <w:right w:type="dxa" w:w="100"/>
-            </w:tcMar>
-          </w:tcPr>
-          <w:p>
-            <w:pPr>
-              <w:spacing w:before="22" w:after="22"/>
-            </w:pPr>
-            <w:r>
-              <w:rPr>
-                <w:b/>
-                <w:bCs/>
-                <w:color w:val="8186EF"/>
-                <w:sz w:val="16"/>
-                <w:szCs w:val="16"/>
-              </w:rPr>
-              <w:t xml:space="preserve">13  </w:t>
-            </w:r>
-            <w:r>
-              <w:rPr>
-                <w:sz w:val="17"/>
-                <w:szCs w:val="17"/>
-              </w:rPr>
-              <w:t xml:space="preserve">A</w:t>
-            </w:r>
-          </w:p>
-        </w:tc>
-        <w:tc>
-          <w:tcPr>
-            <w:tcW w:type="pct" w:w="1667"/>
-            <w:tcMar>
-              <w:top w:type="dxa" w:w="40"/>
-              <w:left w:type="dxa" w:w="100"/>
-              <w:bottom w:type="dxa" w:w="40"/>
-              <w:right w:type="dxa" w:w="100"/>
-            </w:tcMar>
-          </w:tcPr>
-          <w:p>
-            <w:pPr>
-              <w:spacing w:before="22" w:after="22"/>
-            </w:pPr>
-            <w:r>
-              <w:rPr>
-                <w:b/>
-                <w:bCs/>
-                <w:color w:val="8186EF"/>
-                <w:sz w:val="16"/>
-                <w:szCs w:val="16"/>
-              </w:rPr>
-              <w:t xml:space="preserve">21  </w:t>
-            </w:r>
-            <w:r>
-              <w:rPr>
-                <w:sz w:val="17"/>
-                <w:szCs w:val="17"/>
-              </w:rPr>
-              <w:t xml:space="preserve">A</w:t>
-            </w:r>
-          </w:p>
-        </w:tc>
-      </w:tr>
-      <w:tr>
-        <w:tc>
-          <w:tcPr>
-            <w:tcW w:type="pct" w:w="1667"/>
-            <w:shd w:fill="FBFAF6" w:val="clear"/>
-            <w:tcMar>
-              <w:top w:type="dxa" w:w="40"/>
-              <w:left w:type="dxa" w:w="100"/>
-              <w:bottom w:type="dxa" w:w="40"/>
-              <w:right w:type="dxa" w:w="100"/>
-            </w:tcMar>
-          </w:tcPr>
-          <w:p>
-            <w:pPr>
-              <w:spacing w:before="22" w:after="22"/>
-            </w:pPr>
-            <w:r>
-              <w:rPr>
-                <w:b/>
-                <w:bCs/>
-                <w:color w:val="8186EF"/>
-                <w:sz w:val="16"/>
-                <w:szCs w:val="16"/>
-              </w:rPr>
-              <w:t xml:space="preserve">6  </w:t>
-            </w:r>
-            <w:r>
-              <w:rPr>
-                <w:sz w:val="17"/>
-                <w:szCs w:val="17"/>
-              </w:rPr>
-              <w:t xml:space="preserve">A</w:t>
-            </w:r>
-          </w:p>
-        </w:tc>
-        <w:tc>
-          <w:tcPr>
-            <w:tcW w:type="pct" w:w="1667"/>
-            <w:shd w:fill="FBFAF6" w:val="clear"/>
-            <w:tcMar>
-              <w:top w:type="dxa" w:w="40"/>
-              <w:left w:type="dxa" w:w="100"/>
-              <w:bottom w:type="dxa" w:w="40"/>
-              <w:right w:type="dxa" w:w="100"/>
-            </w:tcMar>
-          </w:tcPr>
-          <w:p>
-            <w:pPr>
-              <w:spacing w:before="22" w:after="22"/>
-            </w:pPr>
-            <w:r>
-              <w:rPr>
-                <w:b/>
-                <w:bCs/>
-                <w:color w:val="8186EF"/>
-                <w:sz w:val="16"/>
-                <w:szCs w:val="16"/>
-              </w:rPr>
-              <w:t xml:space="preserve">14  </w:t>
-            </w:r>
-            <w:r>
-              <w:rPr>
-                <w:sz w:val="17"/>
-                <w:szCs w:val="17"/>
-              </w:rPr>
-              <w:t xml:space="preserve">D</w:t>
-            </w:r>
-          </w:p>
-        </w:tc>
-        <w:tc>
-          <w:tcPr>
-            <w:tcW w:type="pct" w:w="1667"/>
-            <w:shd w:fill="FBFAF6" w:val="clear"/>
-            <w:tcMar>
-              <w:top w:type="dxa" w:w="40"/>
-              <w:left w:type="dxa" w:w="100"/>
-              <w:bottom w:type="dxa" w:w="40"/>
-              <w:right w:type="dxa" w:w="100"/>
-            </w:tcMar>
-          </w:tcPr>
-          <w:p>
-            <w:pPr>
-              <w:spacing w:before="22" w:after="22"/>
-            </w:pPr>
-            <w:r>
-              <w:rPr>
-                <w:b/>
-                <w:bCs/>
-                <w:color w:val="8186EF"/>
-                <w:sz w:val="16"/>
-                <w:szCs w:val="16"/>
-              </w:rPr>
-              <w:t xml:space="preserve">22  </w:t>
-            </w:r>
-            <w:r>
-              <w:rPr>
-                <w:sz w:val="17"/>
-                <w:szCs w:val="17"/>
-              </w:rPr>
-              <w:t xml:space="preserve">A</w:t>
-            </w:r>
-          </w:p>
-        </w:tc>
-      </w:tr>
-      <w:tr>
-        <w:tc>
-          <w:tcPr>
-            <w:tcW w:type="pct" w:w="1667"/>
-            <w:tcMar>
-              <w:top w:type="dxa" w:w="40"/>
-              <w:left w:type="dxa" w:w="100"/>
-              <w:bottom w:type="dxa" w:w="40"/>
-              <w:right w:type="dxa" w:w="100"/>
-            </w:tcMar>
-          </w:tcPr>
-          <w:p>
-            <w:pPr>
-              <w:spacing w:before="22" w:after="22"/>
-            </w:pPr>
-            <w:r>
-              <w:rPr>
-                <w:b/>
-                <w:bCs/>
-                <w:color w:val="8186EF"/>
-                <w:sz w:val="16"/>
-                <w:szCs w:val="16"/>
-              </w:rPr>
-              <w:t xml:space="preserve">7  </w:t>
-            </w:r>
-            <w:r>
-              <w:rPr>
-                <w:sz w:val="17"/>
-                <w:szCs w:val="17"/>
-              </w:rPr>
-              <w:t xml:space="preserve">D</w:t>
-            </w:r>
-          </w:p>
-        </w:tc>
-        <w:tc>
-          <w:tcPr>
-            <w:tcW w:type="pct" w:w="1667"/>
-            <w:tcMar>
-              <w:top w:type="dxa" w:w="40"/>
-              <w:left w:type="dxa" w:w="100"/>
-              <w:bottom w:type="dxa" w:w="40"/>
-              <w:right w:type="dxa" w:w="100"/>
-            </w:tcMar>
-          </w:tcPr>
-          <w:p>
-            <w:pPr>
-              <w:spacing w:before="22" w:after="22"/>
-            </w:pPr>
-            <w:r>
-              <w:rPr>
-                <w:b/>
-                <w:bCs/>
-                <w:color w:val="8186EF"/>
-                <w:sz w:val="16"/>
-                <w:szCs w:val="16"/>
-              </w:rPr>
-              <w:t xml:space="preserve">15  </w:t>
-            </w:r>
-            <w:r>
-              <w:rPr>
-                <w:sz w:val="17"/>
-                <w:szCs w:val="17"/>
-              </w:rPr>
-              <w:t xml:space="preserve">D</w:t>
-            </w:r>
-          </w:p>
-        </w:tc>
-        <w:tc>
-          <w:tcPr>
-            <w:tcW w:type="pct" w:w="1667"/>
-            <w:tcMar>
-              <w:top w:type="dxa" w:w="40"/>
-              <w:left w:type="dxa" w:w="100"/>
-              <w:bottom w:type="dxa" w:w="40"/>
-              <w:right w:type="dxa" w:w="100"/>
-            </w:tcMar>
-          </w:tcPr>
-          <w:p>
-            <w:pPr>
-              <w:spacing w:before="22" w:after="22"/>
-            </w:pPr>
-            <w:r>
-              <w:rPr>
-                <w:b/>
-                <w:bCs/>
-                <w:color w:val="8186EF"/>
-                <w:sz w:val="16"/>
-                <w:szCs w:val="16"/>
-              </w:rPr>
-              <w:t xml:space="preserve">23  </w:t>
-            </w:r>
-            <w:r>
-              <w:rPr>
-                <w:sz w:val="17"/>
-                <w:szCs w:val="17"/>
-              </w:rPr>
-              <w:t xml:space="preserve">Compare with the model earlier in this handout.</w:t>
-            </w:r>
-          </w:p>
-        </w:tc>
-      </w:tr>
-      <w:tr>
-        <w:tc>
-          <w:tcPr>
-            <w:tcW w:type="pct" w:w="1667"/>
-            <w:shd w:fill="FBFAF6" w:val="clear"/>
-            <w:tcMar>
-              <w:top w:type="dxa" w:w="40"/>
-              <w:left w:type="dxa" w:w="100"/>
-              <w:bottom w:type="dxa" w:w="40"/>
-              <w:right w:type="dxa" w:w="100"/>
-            </w:tcMar>
-          </w:tcPr>
-          <w:p>
-            <w:pPr>
-              <w:spacing w:before="22" w:after="22"/>
-            </w:pPr>
-            <w:r>
-              <w:rPr>
-                <w:b/>
-                <w:bCs/>
-                <w:color w:val="8186EF"/>
-                <w:sz w:val="16"/>
-                <w:szCs w:val="16"/>
-              </w:rPr>
-              <w:t xml:space="preserve">8  </w:t>
-            </w:r>
-            <w:r>
-              <w:rPr>
-                <w:sz w:val="17"/>
-                <w:szCs w:val="17"/>
-              </w:rPr>
-              <w:t xml:space="preserve">C</w:t>
-            </w:r>
-          </w:p>
-        </w:tc>
-        <w:tc>
-          <w:tcPr>
-            <w:tcW w:type="pct" w:w="1667"/>
-            <w:shd w:fill="FBFAF6" w:val="clear"/>
-            <w:tcMar>
-              <w:top w:type="dxa" w:w="40"/>
-              <w:left w:type="dxa" w:w="100"/>
-              <w:bottom w:type="dxa" w:w="40"/>
-              <w:right w:type="dxa" w:w="100"/>
-            </w:tcMar>
-          </w:tcPr>
-          <w:p>
-            <w:pPr>
-              <w:spacing w:before="22" w:after="22"/>
-            </w:pPr>
-            <w:r>
-              <w:rPr>
-                <w:b/>
-                <w:bCs/>
-                <w:color w:val="8186EF"/>
-                <w:sz w:val="16"/>
-                <w:szCs w:val="16"/>
-              </w:rPr>
-              <w:t xml:space="preserve">16  </w:t>
-            </w:r>
-            <w:r>
-              <w:rPr>
-                <w:sz w:val="17"/>
-                <w:szCs w:val="17"/>
-              </w:rPr>
-              <w:t xml:space="preserve">C</w:t>
-            </w:r>
-          </w:p>
-        </w:tc>
-        <w:tc>
-          <w:tcPr>
-            <w:tcW w:type="pct" w:w="1667"/>
-            <w:shd w:fill="FBFAF6" w:val="clear"/>
-            <w:tcMar>
-              <w:top w:type="dxa" w:w="40"/>
-              <w:left w:type="dxa" w:w="100"/>
-              <w:bottom w:type="dxa" w:w="40"/>
-              <w:right w:type="dxa" w:w="100"/>
-            </w:tcMar>
-          </w:tcPr>
-          <w:p>
-            <w:pPr>
-              <w:spacing w:before="22" w:after="22"/>
-            </w:pPr>
-            <w:r>
-              <w:rPr>
-                <w:b/>
-                <w:bCs/>
-                <w:color w:val="8186EF"/>
-                <w:sz w:val="16"/>
-                <w:szCs w:val="16"/>
-              </w:rPr>
-              <w:t xml:space="preserve">24  </w:t>
-            </w:r>
-            <w:r>
-              <w:rPr>
-                <w:sz w:val="17"/>
-                <w:szCs w:val="17"/>
-              </w:rPr>
-              <w:t xml:space="preserve">The primary purpose of an integrated report is to explain to providers of financial capital, such as shareholders and lenders, how the company creates, preserves or erodes value over time. This is the exam answer to 'Who is the main audience?'.</w:t>
+              <w:t xml:space="preserve">T</w:t>
+            </w:r>
+          </w:p>
+        </w:tc>
+        <w:tc>
+          <w:tcPr>
+            <w:tcW w:type="pct" w:w="1667"/>
+            <w:tcMar>
+              <w:top w:type="dxa" w:w="40"/>
+              <w:left w:type="dxa" w:w="100"/>
+              <w:bottom w:type="dxa" w:w="40"/>
+              <w:right w:type="dxa" w:w="100"/>
+            </w:tcMar>
+          </w:tcPr>
+          <w:p>
+            <w:pPr>
+              <w:spacing w:before="22" w:after="22"/>
+            </w:pPr>
+            <w:r>
+              <w:rPr>
+                <w:b/>
+                <w:bCs/>
+                <w:color w:val="8186EF"/>
+                <w:sz w:val="16"/>
+                <w:szCs w:val="16"/>
+              </w:rPr>
+              <w:t xml:space="preserve">10  </w:t>
+            </w:r>
+            <w:r>
+              <w:rPr>
+                <w:sz w:val="17"/>
+                <w:szCs w:val="17"/>
+              </w:rPr>
+              <w:t xml:space="preserve">T</w:t>
+            </w:r>
+          </w:p>
+        </w:tc>
+        <w:tc>
+          <w:tcPr>
+            <w:tcW w:type="pct" w:w="1667"/>
+            <w:tcMar>
+              <w:top w:type="dxa" w:w="40"/>
+              <w:left w:type="dxa" w:w="100"/>
+              <w:bottom w:type="dxa" w:w="40"/>
+              <w:right w:type="dxa" w:w="100"/>
+            </w:tcMar>
+          </w:tcPr>
+          <w:p>
+            <w:pPr>
+              <w:spacing w:before="24" w:after="24"/>
+            </w:pPr>
+            <w:r>
+              <w:rPr>
+                <w:sz w:val="16"/>
+                <w:szCs w:val="16"/>
+              </w:rPr>
+              <w:t xml:space="preserve"/>
             </w:r>
           </w:p>
         </w:tc>
@@ -2283,7 +1654,7 @@
                 <w:sz w:val="17"/>
                 <w:szCs w:val="17"/>
               </w:rPr>
-              <w:t xml:space="preserve">11  </w:t>
+              <w:t xml:space="preserve">6  </w:t>
             </w:r>
             <w:r>
               <w:rPr>
@@ -2371,7 +1742,7 @@
           <w:sz w:val="16"/>
           <w:szCs w:val="16"/>
         </w:rPr>
-        <w:t xml:space="preserve">The book writes: “In the United States, integrated reporting is voluntary; U.S. The primary audience is providers of financial capital, not 'all stakeholders'. All stakeholders benefit, but the Framework names investors and lenders first. SC18-4 Orontes's draft integrated report says it is written 'mainly for our employees'.”</w:t>
+        <w:t xml:space="preserve">The book writes: “Other stakeholders also benefit: employees, customers, suppliers, communities, regulators and policymakers. They are not the primary audience, but the report is useful to anyone interested in the company's ability to create value.”</w:t>
       </w:r>
     </w:p>
     <w:p>
@@ -2394,7 +1765,7 @@
           <w:sz w:val="16"/>
           <w:szCs w:val="16"/>
         </w:rPr>
-        <w:t xml:space="preserve">The book writes: “The primary audience is providers of financial capital, not 'all stakeholders'. All stakeholders benefit, but the Framework names investors and lenders first. SC18-4 Orontes's draft integrated report says it is written 'mainly for our employees'.”</w:t>
+        <w:t xml:space="preserve">The book writes: “In the United States, integrated reporting is voluntary; U.S. GAAP and the SEC do not require it. The primary audience is providers of financial capital, not 'all stakeholders'. All stakeholders benefit, but the Framework names investors and lenders first.”</w:t>
       </w:r>
     </w:p>
     <w:p>
@@ -2417,7 +1788,7 @@
           <w:sz w:val="16"/>
           <w:szCs w:val="16"/>
         </w:rPr>
-        <w:t xml:space="preserve">The book pairs Financial statements (U.S. GAAP) with “Investors and creditors”.</w:t>
+        <w:t xml:space="preserve">The book pairs Sustainability disclosures (IFRS S1 and S2) with “Investors”.</w:t>
       </w:r>
     </w:p>
     <w:p>
@@ -2440,30 +1811,7 @@
           <w:sz w:val="16"/>
           <w:szCs w:val="16"/>
         </w:rPr>
-        <w:t xml:space="preserve">The book’s own table gives Investors and creditors as the primary audience of Financial statements (U.S. GAAP).</w:t>
-      </w:r>
-    </w:p>
-    <w:p>
-      <w:pPr>
-        <w:spacing w:after="18"/>
-        <w:ind w:left="300" w:hanging="300"/>
-      </w:pPr>
-      <w:r>
-        <w:rPr>
-          <w:b/>
-          <w:bCs/>
-          <w:color w:val="8186EF"/>
-          <w:sz w:val="16"/>
-          <w:szCs w:val="16"/>
-        </w:rPr>
-        <w:t xml:space="preserve">6  </w:t>
-      </w:r>
-      <w:r>
-        <w:rPr>
-          <w:sz w:val="16"/>
-          <w:szCs w:val="16"/>
-        </w:rPr>
-        <w:t xml:space="preserve">The book’s own table gives Investors as the primary audience of Management's discussion and analysis (MD&amp;A).</w:t>
+        <w:t xml:space="preserve">The book pairs Management's discussion and analysis (MD&amp;A) with “Explains results, liquidity and risks”.</w:t>
       </w:r>
     </w:p>
     <w:p>
@@ -2486,7 +1834,7 @@
           <w:sz w:val="16"/>
           <w:szCs w:val="16"/>
         </w:rPr>
-        <w:t xml:space="preserve">The book’s own table pairs Integrated report (&lt;IR&gt; Framework) with “Providers of financial capital, then other stakeholders”.</w:t>
+        <w:t xml:space="preserve">The book gives Yes: required for an SEC registrant as the required for orontes? of Financial statements (U.S. GAAP).</w:t>
       </w:r>
     </w:p>
     <w:p>
@@ -2509,7 +1857,7 @@
           <w:sz w:val="16"/>
           <w:szCs w:val="16"/>
         </w:rPr>
-        <w:t xml:space="preserve">The book’s own table gives Investors as the primary audience of Sustainability disclosures (IFRS S1 and S2).</w:t>
+        <w:t xml:space="preserve">Connectivity shows how capitals, strategy and performance are linked. A is wrong: Conciseness is about length and clarity. C is wrong: Consistency is about using the same basis over time.</w:t>
       </w:r>
     </w:p>
     <w:p>
@@ -2532,7 +1880,7 @@
           <w:sz w:val="16"/>
           <w:szCs w:val="16"/>
         </w:rPr>
-        <w:t xml:space="preserve">The book pairs Financial statements (U.S. GAAP) with “Yes: required for an SEC registrant”.</w:t>
+        <w:t xml:space="preserve">Every cycle settles one rule and shows where it comes from.</w:t>
       </w:r>
     </w:p>
     <w:p>
@@ -2555,7 +1903,30 @@
           <w:sz w:val="16"/>
           <w:szCs w:val="16"/>
         </w:rPr>
-        <w:t xml:space="preserve">The book pairs Management's discussion and analysis (MD&amp;A) with “Yes: SEC requirement”, not with “Yes: required for an SEC registrant”.</w:t>
+        <w:t xml:space="preserve">CMA questions use exact terms, and one word can change the answer.</w:t>
+      </w:r>
+    </w:p>
+    <w:p>
+      <w:pPr>
+        <w:spacing w:after="18"/>
+        <w:ind w:left="300" w:hanging="300"/>
+      </w:pPr>
+      <w:r>
+        <w:rPr>
+          <w:b/>
+          <w:bCs/>
+          <w:color w:val="8186EF"/>
+          <w:sz w:val="16"/>
+          <w:szCs w:val="16"/>
+        </w:rPr>
+        <w:t xml:space="preserve">11  </w:t>
+      </w:r>
+      <w:r>
+        <w:rPr>
+          <w:sz w:val="16"/>
+          <w:szCs w:val="16"/>
+        </w:rPr>
+        <w:t xml:space="preserve">The term tables in each section are the book’s own.</w:t>
       </w:r>
     </w:p>
     <w:p>
@@ -2578,214 +1949,7 @@
           <w:sz w:val="16"/>
           <w:szCs w:val="16"/>
         </w:rPr>
-        <w:t xml:space="preserve">The book gives Yes: required for an SEC registrant as the required for orontes? of Financial statements (U.S. GAAP).</w:t>
-      </w:r>
-    </w:p>
-    <w:p>
-      <w:pPr>
-        <w:spacing w:after="18"/>
-        <w:ind w:left="300" w:hanging="300"/>
-      </w:pPr>
-      <w:r>
-        <w:rPr>
-          <w:b/>
-          <w:bCs/>
-          <w:color w:val="8186EF"/>
-          <w:sz w:val="16"/>
-          <w:szCs w:val="16"/>
-        </w:rPr>
-        <w:t xml:space="preserve">13  </w:t>
-      </w:r>
-      <w:r>
-        <w:rPr>
-          <w:sz w:val="16"/>
-          <w:szCs w:val="16"/>
-        </w:rPr>
-        <w:t xml:space="preserve">Knowledge-based intangibles are intellectual capital. B is wrong: Manufactured capital is physical. C is wrong: Human capital is people's skills, not documented know-how.</w:t>
-      </w:r>
-    </w:p>
-    <w:p>
-      <w:pPr>
-        <w:spacing w:after="18"/>
-        <w:ind w:left="300" w:hanging="300"/>
-      </w:pPr>
-      <w:r>
-        <w:rPr>
-          <w:b/>
-          <w:bCs/>
-          <w:color w:val="8186EF"/>
-          <w:sz w:val="16"/>
-          <w:szCs w:val="16"/>
-        </w:rPr>
-        <w:t xml:space="preserve">14  </w:t>
-      </w:r>
-      <w:r>
-        <w:rPr>
-          <w:sz w:val="16"/>
-          <w:szCs w:val="16"/>
-        </w:rPr>
-        <w:t xml:space="preserve">The payment uses funds. A is wrong: Natural capital is preserved by lower water use. B is wrong: Training raises human capital.</w:t>
-      </w:r>
-    </w:p>
-    <w:p>
-      <w:pPr>
-        <w:spacing w:after="18"/>
-        <w:ind w:left="300" w:hanging="300"/>
-      </w:pPr>
-      <w:r>
-        <w:rPr>
-          <w:b/>
-          <w:bCs/>
-          <w:color w:val="8186EF"/>
-          <w:sz w:val="16"/>
-          <w:szCs w:val="16"/>
-        </w:rPr>
-        <w:t xml:space="preserve">15  </w:t>
-      </w:r>
-      <w:r>
-        <w:rPr>
-          <w:sz w:val="16"/>
-          <w:szCs w:val="16"/>
-        </w:rPr>
-        <w:t xml:space="preserve">The Framework does not require the six headings. A is wrong: The categories are not mandatory. B is wrong: No listing rule applies.</w:t>
-      </w:r>
-    </w:p>
-    <w:p>
-      <w:pPr>
-        <w:spacing w:after="18"/>
-        <w:ind w:left="300" w:hanging="300"/>
-      </w:pPr>
-      <w:r>
-        <w:rPr>
-          <w:b/>
-          <w:bCs/>
-          <w:color w:val="8186EF"/>
-          <w:sz w:val="16"/>
-          <w:szCs w:val="16"/>
-        </w:rPr>
-        <w:t xml:space="preserve">16  </w:t>
-      </w:r>
-      <w:r>
-        <w:rPr>
-          <w:sz w:val="16"/>
-          <w:szCs w:val="16"/>
-        </w:rPr>
-        <w:t xml:space="preserve">37,000 hours ÷ 1,850 employees. A is wrong: This is the total, not per employee. B is wrong: This is the number of employees.</w:t>
-      </w:r>
-    </w:p>
-    <w:p>
-      <w:pPr>
-        <w:spacing w:after="18"/>
-        <w:ind w:left="300" w:hanging="300"/>
-      </w:pPr>
-      <w:r>
-        <w:rPr>
-          <w:b/>
-          <w:bCs/>
-          <w:color w:val="8186EF"/>
-          <w:sz w:val="16"/>
-          <w:szCs w:val="16"/>
-        </w:rPr>
-        <w:t xml:space="preserve">17  </w:t>
-      </w:r>
-      <w:r>
-        <w:rPr>
-          <w:sz w:val="16"/>
-          <w:szCs w:val="16"/>
-        </w:rPr>
-        <w:t xml:space="preserve">Knowledge-based intangibles are intellectual capital. B is wrong: Manufactured capital is physical. C is wrong: Human capital is people's skills, not documented know-how.</w:t>
-      </w:r>
-    </w:p>
-    <w:p>
-      <w:pPr>
-        <w:spacing w:after="18"/>
-        <w:ind w:left="300" w:hanging="300"/>
-      </w:pPr>
-      <w:r>
-        <w:rPr>
-          <w:b/>
-          <w:bCs/>
-          <w:color w:val="8186EF"/>
-          <w:sz w:val="16"/>
-          <w:szCs w:val="16"/>
-        </w:rPr>
-        <w:t xml:space="preserve">18  </w:t>
-      </w:r>
-      <w:r>
-        <w:rPr>
-          <w:sz w:val="16"/>
-          <w:szCs w:val="16"/>
-        </w:rPr>
-        <w:t xml:space="preserve">CMA questions use exact terms, and one word can change the answer.</w:t>
-      </w:r>
-    </w:p>
-    <w:p>
-      <w:pPr>
-        <w:spacing w:after="18"/>
-        <w:ind w:left="300" w:hanging="300"/>
-      </w:pPr>
-      <w:r>
-        <w:rPr>
-          <w:b/>
-          <w:bCs/>
-          <w:color w:val="8186EF"/>
-          <w:sz w:val="16"/>
-          <w:szCs w:val="16"/>
-        </w:rPr>
-        <w:t xml:space="preserve">19  </w:t>
-      </w:r>
-      <w:r>
-        <w:rPr>
-          <w:sz w:val="16"/>
-          <w:szCs w:val="16"/>
-        </w:rPr>
-        <w:t xml:space="preserve">The term tables in each section are the book’s own.</w:t>
-      </w:r>
-    </w:p>
-    <w:p>
-      <w:pPr>
-        <w:spacing w:after="18"/>
-        <w:ind w:left="300" w:hanging="300"/>
-      </w:pPr>
-      <w:r>
-        <w:rPr>
-          <w:b/>
-          <w:bCs/>
-          <w:color w:val="8186EF"/>
-          <w:sz w:val="16"/>
-          <w:szCs w:val="16"/>
-        </w:rPr>
-        <w:t xml:space="preserve">20  </w:t>
-      </w:r>
-      <w:r>
-        <w:rPr>
-          <w:sz w:val="16"/>
-          <w:szCs w:val="16"/>
-        </w:rPr>
-        <w:t xml:space="preserve">Governance explains oversight and how it supports value creation. A is wrong: Performance reports results. C is wrong: The business model explains how value is created.</w:t>
-      </w:r>
-    </w:p>
-    <w:p>
-      <w:pPr>
-        <w:spacing w:after="18"/>
-        <w:ind w:left="300" w:hanging="300"/>
-      </w:pPr>
-      <w:r>
-        <w:rPr>
-          <w:b/>
-          <w:bCs/>
-          <w:color w:val="8186EF"/>
-          <w:sz w:val="16"/>
-          <w:szCs w:val="16"/>
-        </w:rPr>
-        <w:t xml:space="preserve">21  </w:t>
-      </w:r>
-      <w:r>
-        <w:rPr>
-          <w:sz w:val="16"/>
-          <w:szCs w:val="16"/>
-        </w:rPr>
-        <w:t xml:space="preserve">This element covers the materiality process and measurement methods. B is wrong: Strategy is about direction and resources. C is wrong: This element covers what could help or harm value creation.</w:t>
+        <w:t xml:space="preserve">Every item on a Workshop sheet is settled by something printed on the same sheet.</w:t>
       </w:r>
     </w:p>
     <w:p/>
@@ -2928,40 +2092,40 @@
                 <w:sz w:val="17"/>
                 <w:szCs w:val="17"/>
               </w:rPr>
+              <w:t xml:space="preserve">A</w:t>
+            </w:r>
+          </w:p>
+        </w:tc>
+        <w:tc>
+          <w:tcPr>
+            <w:tcW w:type="pct" w:w="1667"/>
+            <w:tcMar>
+              <w:top w:type="dxa" w:w="40"/>
+              <w:left w:type="dxa" w:w="100"/>
+              <w:bottom w:type="dxa" w:w="40"/>
+              <w:right w:type="dxa" w:w="100"/>
+            </w:tcMar>
+          </w:tcPr>
+          <w:p>
+            <w:pPr>
+              <w:spacing w:before="22" w:after="22"/>
+            </w:pPr>
+            <w:r>
+              <w:rPr>
+                <w:b/>
+                <w:bCs/>
+                <w:color w:val="8186EF"/>
+                <w:sz w:val="16"/>
+                <w:szCs w:val="16"/>
+              </w:rPr>
+              <w:t xml:space="preserve">19  </w:t>
+            </w:r>
+            <w:r>
+              <w:rPr>
+                <w:sz w:val="17"/>
+                <w:szCs w:val="17"/>
+              </w:rPr>
               <w:t xml:space="preserve">F</w:t>
-            </w:r>
-          </w:p>
-        </w:tc>
-        <w:tc>
-          <w:tcPr>
-            <w:tcW w:type="pct" w:w="1667"/>
-            <w:tcMar>
-              <w:top w:type="dxa" w:w="40"/>
-              <w:left w:type="dxa" w:w="100"/>
-              <w:bottom w:type="dxa" w:w="40"/>
-              <w:right w:type="dxa" w:w="100"/>
-            </w:tcMar>
-          </w:tcPr>
-          <w:p>
-            <w:pPr>
-              <w:spacing w:before="22" w:after="22"/>
-            </w:pPr>
-            <w:r>
-              <w:rPr>
-                <w:b/>
-                <w:bCs/>
-                <w:color w:val="8186EF"/>
-                <w:sz w:val="16"/>
-                <w:szCs w:val="16"/>
-              </w:rPr>
-              <w:t xml:space="preserve">19  </w:t>
-            </w:r>
-            <w:r>
-              <w:rPr>
-                <w:sz w:val="17"/>
-                <w:szCs w:val="17"/>
-              </w:rPr>
-              <w:t xml:space="preserve">C</w:t>
             </w:r>
           </w:p>
         </w:tc>
@@ -2997,7 +2161,7 @@
                 <w:sz w:val="17"/>
                 <w:szCs w:val="17"/>
               </w:rPr>
-              <w:t xml:space="preserve">value creation process · capitals · outputs · outcomes · integrated report</w:t>
+              <w:t xml:space="preserve">capitals · financial capital · manufactured capital</w:t>
             </w:r>
           </w:p>
         </w:tc>
@@ -3031,7 +2195,7 @@
                 <w:sz w:val="17"/>
                 <w:szCs w:val="17"/>
               </w:rPr>
-              <w:t xml:space="preserve">manufactured capital · intellectual capital · social and relationship capital</w:t>
+              <w:t xml:space="preserve">T</w:t>
             </w:r>
           </w:p>
         </w:tc>
@@ -3065,7 +2229,7 @@
                 <w:sz w:val="17"/>
                 <w:szCs w:val="17"/>
               </w:rPr>
-              <w:t xml:space="preserve">A</w:t>
+              <w:t xml:space="preserve">D</w:t>
             </w:r>
           </w:p>
         </w:tc>
@@ -3100,7 +2264,7 @@
                 <w:sz w:val="17"/>
                 <w:szCs w:val="17"/>
               </w:rPr>
-              <w:t xml:space="preserve">integrated reporting · capitals</w:t>
+              <w:t xml:space="preserve">integrated report · integrated reporting · capitals</w:t>
             </w:r>
           </w:p>
         </w:tc>
@@ -3133,7 +2297,7 @@
                 <w:sz w:val="17"/>
                 <w:szCs w:val="17"/>
               </w:rPr>
-              <w:t xml:space="preserve">A</w:t>
+              <w:t xml:space="preserve">C</w:t>
             </w:r>
           </w:p>
         </w:tc>
@@ -3166,7 +2330,7 @@
                 <w:sz w:val="17"/>
                 <w:szCs w:val="17"/>
               </w:rPr>
-              <w:t xml:space="preserve">B</w:t>
+              <w:t xml:space="preserve">Financial: Headroom under bank loan covenants</w:t>
             </w:r>
           </w:p>
         </w:tc>
@@ -3236,7 +2400,7 @@
                 <w:sz w:val="17"/>
                 <w:szCs w:val="17"/>
               </w:rPr>
-              <w:t xml:space="preserve">C</w:t>
+              <w:t xml:space="preserve">A</w:t>
             </w:r>
           </w:p>
         </w:tc>
@@ -3270,7 +2434,7 @@
                 <w:sz w:val="17"/>
                 <w:szCs w:val="17"/>
               </w:rPr>
-              <w:t xml:space="preserve">T</w:t>
+              <w:t xml:space="preserve">Manufactured: A new bottling line</w:t>
             </w:r>
           </w:p>
         </w:tc>
@@ -3371,7 +2535,7 @@
                 <w:sz w:val="17"/>
                 <w:szCs w:val="17"/>
               </w:rPr>
-              <w:t xml:space="preserve">A</w:t>
+              <w:t xml:space="preserve">________: Safety training for factory staff, The trademark for Orontes Gold olive oil, Water drawn from local wells, Long-term contracts with grower cooperatives</w:t>
             </w:r>
           </w:p>
         </w:tc>
@@ -3407,6 +2571,40 @@
                 <w:sz w:val="17"/>
                 <w:szCs w:val="17"/>
               </w:rPr>
+              <w:t xml:space="preserve">D</w:t>
+            </w:r>
+          </w:p>
+        </w:tc>
+        <w:tc>
+          <w:tcPr>
+            <w:tcW w:type="pct" w:w="1667"/>
+            <w:shd w:fill="FBFAF6" w:val="clear"/>
+            <w:tcMar>
+              <w:top w:type="dxa" w:w="40"/>
+              <w:left w:type="dxa" w:w="100"/>
+              <w:bottom w:type="dxa" w:w="40"/>
+              <w:right w:type="dxa" w:w="100"/>
+            </w:tcMar>
+          </w:tcPr>
+          <w:p>
+            <w:pPr>
+              <w:spacing w:before="22" w:after="22"/>
+            </w:pPr>
+            <w:r>
+              <w:rPr>
+                <w:b/>
+                <w:bCs/>
+                <w:color w:val="8186EF"/>
+                <w:sz w:val="16"/>
+                <w:szCs w:val="16"/>
+              </w:rPr>
+              <w:t xml:space="preserve">15  </w:t>
+            </w:r>
+            <w:r>
+              <w:rPr>
+                <w:sz w:val="17"/>
+                <w:szCs w:val="17"/>
+              </w:rPr>
               <w:t xml:space="preserve">A</w:t>
             </w:r>
           </w:p>
@@ -3434,40 +2632,6 @@
                 <w:sz w:val="16"/>
                 <w:szCs w:val="16"/>
               </w:rPr>
-              <w:t xml:space="preserve">15  </w:t>
-            </w:r>
-            <w:r>
-              <w:rPr>
-                <w:sz w:val="17"/>
-                <w:szCs w:val="17"/>
-              </w:rPr>
-              <w:t xml:space="preserve">D</w:t>
-            </w:r>
-          </w:p>
-        </w:tc>
-        <w:tc>
-          <w:tcPr>
-            <w:tcW w:type="pct" w:w="1667"/>
-            <w:shd w:fill="FBFAF6" w:val="clear"/>
-            <w:tcMar>
-              <w:top w:type="dxa" w:w="40"/>
-              <w:left w:type="dxa" w:w="100"/>
-              <w:bottom w:type="dxa" w:w="40"/>
-              <w:right w:type="dxa" w:w="100"/>
-            </w:tcMar>
-          </w:tcPr>
-          <w:p>
-            <w:pPr>
-              <w:spacing w:before="22" w:after="22"/>
-            </w:pPr>
-            <w:r>
-              <w:rPr>
-                <w:b/>
-                <w:bCs/>
-                <w:color w:val="8186EF"/>
-                <w:sz w:val="16"/>
-                <w:szCs w:val="16"/>
-              </w:rPr>
               <w:t xml:space="preserve">24  </w:t>
             </w:r>
             <w:r>
@@ -3475,7 +2639,7 @@
                 <w:sz w:val="17"/>
                 <w:szCs w:val="17"/>
               </w:rPr>
-              <w:t xml:space="preserve">Compare with the model earlier in this handout.</w:t>
+              <w:t xml:space="preserve">A</w:t>
             </w:r>
           </w:p>
         </w:tc>
@@ -3510,7 +2674,7 @@
                 <w:sz w:val="17"/>
                 <w:szCs w:val="17"/>
               </w:rPr>
-              <w:t xml:space="preserve">A</w:t>
+              <w:t xml:space="preserve">manufactured capital · intellectual capital · social and relationship capital</w:t>
             </w:r>
           </w:p>
         </w:tc>
@@ -3543,7 +2707,7 @@
                 <w:sz w:val="17"/>
                 <w:szCs w:val="17"/>
               </w:rPr>
-              <w:t xml:space="preserve">A</w:t>
+              <w:t xml:space="preserve">E</w:t>
             </w:r>
           </w:p>
         </w:tc>
@@ -3576,7 +2740,7 @@
                 <w:sz w:val="17"/>
                 <w:szCs w:val="17"/>
               </w:rPr>
-              <w:t xml:space="preserve">The Framework describes value in terms of six capitals: stocks of value that increase, decrease or change as the company works. They are financial capital, manufactured capital, intellectual capital, human capital, social and relationship capital and natural capital. Figure F18-03 gives Orontes examples.</w:t>
+              <w:t xml:space="preserve">Compare with the model earlier in this handout.</w:t>
             </w:r>
           </w:p>
         </w:tc>
@@ -3612,7 +2776,7 @@
                 <w:sz w:val="17"/>
                 <w:szCs w:val="17"/>
               </w:rPr>
-              <w:t xml:space="preserve">B</w:t>
+              <w:t xml:space="preserve">A</w:t>
             </w:r>
           </w:p>
         </w:tc>
@@ -3663,14 +2827,24 @@
           </w:tcPr>
           <w:p>
             <w:pPr>
-              <w:spacing w:before="24" w:after="24"/>
-            </w:pPr>
-            <w:r>
-              <w:rPr>
-                <w:sz w:val="16"/>
-                <w:szCs w:val="16"/>
-              </w:rPr>
-              <w:t xml:space="preserve"/>
+              <w:spacing w:before="22" w:after="22"/>
+            </w:pPr>
+            <w:r>
+              <w:rPr>
+                <w:b/>
+                <w:bCs/>
+                <w:color w:val="8186EF"/>
+                <w:sz w:val="16"/>
+                <w:szCs w:val="16"/>
+              </w:rPr>
+              <w:t xml:space="preserve">26  </w:t>
+            </w:r>
+            <w:r>
+              <w:rPr>
+                <w:sz w:val="17"/>
+                <w:szCs w:val="17"/>
+              </w:rPr>
+              <w:t xml:space="preserve">The Framework describes value in terms of six capitals: stocks of value that increase, decrease or change as the company works. They are financial capital, manufactured capital, intellectual capital, human capital, social and relationship capital and natural capital. Figure F18-03 gives Orontes examples.</w:t>
             </w:r>
           </w:p>
         </w:tc>
@@ -3705,7 +2879,7 @@
                 <w:sz w:val="17"/>
                 <w:szCs w:val="17"/>
               </w:rPr>
-              <w:t xml:space="preserve">T</w:t>
+              <w:t xml:space="preserve">A</w:t>
             </w:r>
           </w:p>
         </w:tc>
@@ -3738,7 +2912,7 @@
                 <w:sz w:val="17"/>
                 <w:szCs w:val="17"/>
               </w:rPr>
-              <w:t xml:space="preserve">T</w:t>
+              <w:t xml:space="preserve">B</w:t>
             </w:r>
           </w:p>
         </w:tc>
@@ -3808,7 +2982,7 @@
                 <w:sz w:val="17"/>
                 <w:szCs w:val="17"/>
               </w:rPr>
-              <w:t xml:space="preserve">11  </w:t>
+              <w:t xml:space="preserve">7  </w:t>
             </w:r>
             <w:r>
               <w:rPr>
@@ -3896,7 +3070,7 @@
           <w:sz w:val="16"/>
           <w:szCs w:val="16"/>
         </w:rPr>
-        <w:t xml:space="preserve">The book writes: “The value creation process: capitals, business model, outputs and outcomes. Capitals are connected, so decisions involve trade-offs. The six categories are not mandatory; a company may group them differently, but it should consider all the capitals it uses or affects. An integrated report explains the whole trade-off, not only the cost.”</w:t>
+        <w:t xml:space="preserve">The book writes: “The six categories are not mandatory; a company may group them differently, but it should consider all the capitals it uses or affects. Suppose Orontes spends $2,000,000 on drip irrigation for its groves: financial capital falls and manufactured capital rises.”</w:t>
       </w:r>
     </w:p>
     <w:p>
@@ -3919,7 +3093,7 @@
           <w:sz w:val="16"/>
           <w:szCs w:val="16"/>
         </w:rPr>
-        <w:t xml:space="preserve">The book writes: “In integrated reporting, capitals are resources and relationships, not share capital. French capital social means share capital, but capital social et relationnel is one of the six capitals. SC18-6 Orontes produces bottled olive oil and olive-pit waste.”</w:t>
+        <w:t xml:space="preserve">The book writes: “An integrated report explains the whole trade-off, not only the cost. In integrated reporting, capitals are resources and relationships, not share capital. French capital social means share capital, but capital social et relationnel is one of the six capitals.”</w:t>
       </w:r>
     </w:p>
     <w:p>
@@ -3942,7 +3116,7 @@
           <w:sz w:val="16"/>
           <w:szCs w:val="16"/>
         </w:rPr>
-        <w:t xml:space="preserve">The book pairs Financial with “Equity and bank loans (Part I)”.</w:t>
+        <w:t xml:space="preserve">The framework defines the elements, and every amount belongs to one of them.</w:t>
       </w:r>
     </w:p>
     <w:p>
@@ -3988,30 +3162,7 @@
           <w:sz w:val="16"/>
           <w:szCs w:val="16"/>
         </w:rPr>
-        <w:t xml:space="preserve">The book’s own table pairs Manufactured with “Presses, bottling lines, cold stores”.</w:t>
-      </w:r>
-    </w:p>
-    <w:p>
-      <w:pPr>
-        <w:spacing w:after="18"/>
-        <w:ind w:left="300" w:hanging="300"/>
-      </w:pPr>
-      <w:r>
-        <w:rPr>
-          <w:b/>
-          <w:bCs/>
-          <w:color w:val="8186EF"/>
-          <w:sz w:val="16"/>
-          <w:szCs w:val="16"/>
-        </w:rPr>
-        <w:t xml:space="preserve">7  </w:t>
-      </w:r>
-      <w:r>
-        <w:rPr>
-          <w:sz w:val="16"/>
-          <w:szCs w:val="16"/>
-        </w:rPr>
-        <w:t xml:space="preserve">The book’s own table pairs Intellectual with “Recipes, brand, new sparkling-juice line”.</w:t>
+        <w:t xml:space="preserve">The book’s own table gives Plant capacity as the possible measure of Manufactured.</w:t>
       </w:r>
     </w:p>
     <w:p>
@@ -4034,7 +3185,7 @@
           <w:sz w:val="16"/>
           <w:szCs w:val="16"/>
         </w:rPr>
-        <w:t xml:space="preserve">The book’s own table pairs Human with “1,850 employees”.</w:t>
+        <w:t xml:space="preserve">The book gives Cash flow from operations as the possible measure of Financial.</w:t>
       </w:r>
     </w:p>
     <w:p>
@@ -4057,7 +3208,7 @@
           <w:sz w:val="16"/>
           <w:szCs w:val="16"/>
         </w:rPr>
-        <w:t xml:space="preserve">The book pairs Financial with “Cash flow from operations”.</w:t>
+        <w:t xml:space="preserve">Reports should include positive and negative matters. B is wrong: Materiality decides what is important, not balance. C is wrong: Strategic focus is about strategy and the future.</w:t>
       </w:r>
     </w:p>
     <w:p>
@@ -4080,7 +3231,30 @@
           <w:sz w:val="16"/>
           <w:szCs w:val="16"/>
         </w:rPr>
-        <w:t xml:space="preserve">The book pairs Manufactured with “Plant capacity”, not with “Share of sales from new products”.</w:t>
+        <w:t xml:space="preserve">Every cycle settles one rule and shows where it comes from.</w:t>
+      </w:r>
+    </w:p>
+    <w:p>
+      <w:pPr>
+        <w:spacing w:after="18"/>
+        <w:ind w:left="300" w:hanging="300"/>
+      </w:pPr>
+      <w:r>
+        <w:rPr>
+          <w:b/>
+          <w:bCs/>
+          <w:color w:val="8186EF"/>
+          <w:sz w:val="16"/>
+          <w:szCs w:val="16"/>
+        </w:rPr>
+        <w:t xml:space="preserve">11  </w:t>
+      </w:r>
+      <w:r>
+        <w:rPr>
+          <w:sz w:val="16"/>
+          <w:szCs w:val="16"/>
+        </w:rPr>
+        <w:t xml:space="preserve">CMA questions use exact terms, and one word can change the answer.</w:t>
       </w:r>
     </w:p>
     <w:p>
@@ -4103,7 +3277,7 @@
           <w:sz w:val="16"/>
           <w:szCs w:val="16"/>
         </w:rPr>
-        <w:t xml:space="preserve">The book gives Cash flow from operations as the possible measure of Financial.</w:t>
+        <w:t xml:space="preserve">The book’s own table gives Financial as the capital of Headroom under bank loan covenants.</w:t>
       </w:r>
     </w:p>
     <w:p>
@@ -4126,7 +3300,7 @@
           <w:sz w:val="16"/>
           <w:szCs w:val="16"/>
         </w:rPr>
-        <w:t xml:space="preserve">Eight elements (what) and seven principles (how). A is wrong: The numbers are reversed. B is wrong: Six is the number of capitals.</w:t>
+        <w:t xml:space="preserve">The book’s own table gives Manufactured as the capital of A new bottling line.</w:t>
       </w:r>
     </w:p>
     <w:p>
@@ -4149,168 +3323,30 @@
           <w:sz w:val="16"/>
           <w:szCs w:val="16"/>
         </w:rPr>
-        <w:t xml:space="preserve">Flexibility limits comparability. A is wrong: The SEC does not set integrated-reporting KPIs. C is wrong: Assurance is limited, not the cause.</w:t>
-      </w:r>
-    </w:p>
-    <w:p>
-      <w:pPr>
-        <w:spacing w:after="18"/>
-        <w:ind w:left="300" w:hanging="300"/>
-      </w:pPr>
-      <w:r>
-        <w:rPr>
-          <w:b/>
-          <w:bCs/>
-          <w:color w:val="8186EF"/>
-          <w:sz w:val="16"/>
-          <w:szCs w:val="16"/>
-        </w:rPr>
-        <w:t xml:space="preserve">15  </w:t>
-      </w:r>
-      <w:r>
-        <w:rPr>
-          <w:sz w:val="16"/>
-          <w:szCs w:val="16"/>
-        </w:rPr>
-        <w:t xml:space="preserve">Competitive sensitivity is a known challenge. A is wrong: It is not one of the seven principles. B is wrong: It is not one of the eight elements.</w:t>
-      </w:r>
-    </w:p>
-    <w:p>
-      <w:pPr>
-        <w:spacing w:after="18"/>
-        <w:ind w:left="300" w:hanging="300"/>
-      </w:pPr>
-      <w:r>
-        <w:rPr>
-          <w:b/>
-          <w:bCs/>
-          <w:color w:val="8186EF"/>
-          <w:sz w:val="16"/>
-          <w:szCs w:val="16"/>
-        </w:rPr>
-        <w:t xml:space="preserve">16  </w:t>
-      </w:r>
-      <w:r>
-        <w:rPr>
-          <w:sz w:val="16"/>
-          <w:szCs w:val="16"/>
-        </w:rPr>
-        <w:t xml:space="preserve">The Framework remains in use under the IFRS Foundation. B is wrong: IFRS S1 did not replace it. C is wrong: It is not part of U.S. GAAP.</w:t>
-      </w:r>
-    </w:p>
-    <w:p>
-      <w:pPr>
-        <w:spacing w:after="18"/>
-        <w:ind w:left="300" w:hanging="300"/>
-      </w:pPr>
-      <w:r>
-        <w:rPr>
-          <w:b/>
-          <w:bCs/>
-          <w:color w:val="8186EF"/>
-          <w:sz w:val="16"/>
-          <w:szCs w:val="16"/>
-        </w:rPr>
-        <w:t xml:space="preserve">17  </w:t>
-      </w:r>
-      <w:r>
-        <w:rPr>
-          <w:sz w:val="16"/>
-          <w:szCs w:val="16"/>
-        </w:rPr>
-        <w:t xml:space="preserve">Eight elements (what) and seven principles (how). A is wrong: The numbers are reversed. B is wrong: Six is the number of capitals.</w:t>
-      </w:r>
-    </w:p>
-    <w:p>
-      <w:pPr>
-        <w:spacing w:after="18"/>
-        <w:ind w:left="300" w:hanging="300"/>
-      </w:pPr>
-      <w:r>
-        <w:rPr>
-          <w:b/>
-          <w:bCs/>
-          <w:color w:val="8186EF"/>
-          <w:sz w:val="16"/>
-          <w:szCs w:val="16"/>
-        </w:rPr>
-        <w:t xml:space="preserve">18  </w:t>
-      </w:r>
-      <w:r>
-        <w:rPr>
-          <w:sz w:val="16"/>
-          <w:szCs w:val="16"/>
-        </w:rPr>
-        <w:t xml:space="preserve">CMA questions use exact terms, and one word can change the answer.</w:t>
-      </w:r>
-    </w:p>
-    <w:p>
-      <w:pPr>
-        <w:spacing w:after="18"/>
-        <w:ind w:left="300" w:hanging="300"/>
-      </w:pPr>
-      <w:r>
-        <w:rPr>
-          <w:b/>
-          <w:bCs/>
-          <w:color w:val="8186EF"/>
-          <w:sz w:val="16"/>
-          <w:szCs w:val="16"/>
-        </w:rPr>
-        <w:t xml:space="preserve">19  </w:t>
-      </w:r>
-      <w:r>
-        <w:rPr>
-          <w:sz w:val="16"/>
-          <w:szCs w:val="16"/>
-        </w:rPr>
-        <w:t xml:space="preserve">The book’s own table gives Financial as the capital of Headroom under bank loan covenants.</w:t>
-      </w:r>
-    </w:p>
-    <w:p>
-      <w:pPr>
-        <w:spacing w:after="18"/>
-        <w:ind w:left="300" w:hanging="300"/>
-      </w:pPr>
-      <w:r>
-        <w:rPr>
-          <w:b/>
-          <w:bCs/>
-          <w:color w:val="8186EF"/>
-          <w:sz w:val="16"/>
-          <w:szCs w:val="16"/>
-        </w:rPr>
-        <w:t xml:space="preserve">20  </w:t>
-      </w:r>
-      <w:r>
-        <w:rPr>
-          <w:sz w:val="16"/>
-          <w:szCs w:val="16"/>
-        </w:rPr>
-        <w:t xml:space="preserve">The book’s own table gives Manufactured as the capital of A new bottling line.</w:t>
-      </w:r>
-    </w:p>
-    <w:p>
-      <w:pPr>
-        <w:spacing w:after="18"/>
-        <w:ind w:left="300" w:hanging="300"/>
-      </w:pPr>
-      <w:r>
-        <w:rPr>
-          <w:b/>
-          <w:bCs/>
-          <w:color w:val="8186EF"/>
-          <w:sz w:val="16"/>
-          <w:szCs w:val="16"/>
-        </w:rPr>
-        <w:t xml:space="preserve">21  </w:t>
-      </w:r>
-      <w:r>
-        <w:rPr>
-          <w:sz w:val="16"/>
-          <w:szCs w:val="16"/>
-        </w:rPr>
         <w:t xml:space="preserve">The book’s own table gives ________ as the capital of Safety training for factory staff.</w:t>
+      </w:r>
+    </w:p>
+    <w:p>
+      <w:pPr>
+        <w:spacing w:after="18"/>
+        <w:ind w:left="300" w:hanging="300"/>
+      </w:pPr>
+      <w:r>
+        <w:rPr>
+          <w:b/>
+          <w:bCs/>
+          <w:color w:val="8186EF"/>
+          <w:sz w:val="16"/>
+          <w:szCs w:val="16"/>
+        </w:rPr>
+        <w:t xml:space="preserve">24  </w:t>
+      </w:r>
+      <w:r>
+        <w:rPr>
+          <w:sz w:val="16"/>
+          <w:szCs w:val="16"/>
+        </w:rPr>
+        <w:t xml:space="preserve">Every item on a Workshop sheet is settled by something printed on the same sheet.</w:t>
       </w:r>
     </w:p>
     <w:p/>
@@ -4420,6 +3456,39 @@
                 <w:sz w:val="17"/>
                 <w:szCs w:val="17"/>
               </w:rPr>
+              <w:t xml:space="preserve">principles-based · guiding principles · connectivity</w:t>
+            </w:r>
+          </w:p>
+        </w:tc>
+        <w:tc>
+          <w:tcPr>
+            <w:tcW w:type="pct" w:w="1667"/>
+            <w:tcMar>
+              <w:top w:type="dxa" w:w="40"/>
+              <w:left w:type="dxa" w:w="100"/>
+              <w:bottom w:type="dxa" w:w="40"/>
+              <w:right w:type="dxa" w:w="100"/>
+            </w:tcMar>
+          </w:tcPr>
+          <w:p>
+            <w:pPr>
+              <w:spacing w:before="22" w:after="22"/>
+            </w:pPr>
+            <w:r>
+              <w:rPr>
+                <w:b/>
+                <w:bCs/>
+                <w:color w:val="8186EF"/>
+                <w:sz w:val="16"/>
+                <w:szCs w:val="16"/>
+              </w:rPr>
+              <w:t xml:space="preserve">7  </w:t>
+            </w:r>
+            <w:r>
+              <w:rPr>
+                <w:sz w:val="17"/>
+                <w:szCs w:val="17"/>
+              </w:rPr>
               <w:t xml:space="preserve">guiding principles · content elements</w:t>
             </w:r>
           </w:p>
@@ -4446,40 +3515,7 @@
                 <w:sz w:val="16"/>
                 <w:szCs w:val="16"/>
               </w:rPr>
-              <w:t xml:space="preserve">8  </w:t>
-            </w:r>
-            <w:r>
-              <w:rPr>
-                <w:sz w:val="17"/>
-                <w:szCs w:val="17"/>
-              </w:rPr>
-              <w:t xml:space="preserve">C</w:t>
-            </w:r>
-          </w:p>
-        </w:tc>
-        <w:tc>
-          <w:tcPr>
-            <w:tcW w:type="pct" w:w="1667"/>
-            <w:tcMar>
-              <w:top w:type="dxa" w:w="40"/>
-              <w:left w:type="dxa" w:w="100"/>
-              <w:bottom w:type="dxa" w:w="40"/>
-              <w:right w:type="dxa" w:w="100"/>
-            </w:tcMar>
-          </w:tcPr>
-          <w:p>
-            <w:pPr>
-              <w:spacing w:before="22" w:after="22"/>
-            </w:pPr>
-            <w:r>
-              <w:rPr>
-                <w:b/>
-                <w:bCs/>
-                <w:color w:val="8186EF"/>
-                <w:sz w:val="16"/>
-                <w:szCs w:val="16"/>
-              </w:rPr>
-              <w:t xml:space="preserve">15  </w:t>
+              <w:t xml:space="preserve">13  </w:t>
             </w:r>
             <w:r>
               <w:rPr>
@@ -4522,7 +3558,7 @@
                 <w:sz w:val="17"/>
                 <w:szCs w:val="17"/>
               </w:rPr>
-              <w:t xml:space="preserve">integrated report · guiding principles · content elements</w:t>
+              <w:t xml:space="preserve">opportunities · performance · integrated report</w:t>
             </w:r>
           </w:p>
         </w:tc>
@@ -4549,14 +3585,14 @@
                 <w:sz w:val="16"/>
                 <w:szCs w:val="16"/>
               </w:rPr>
-              <w:t xml:space="preserve">9  </w:t>
-            </w:r>
-            <w:r>
-              <w:rPr>
-                <w:sz w:val="17"/>
-                <w:szCs w:val="17"/>
-              </w:rPr>
-              <w:t xml:space="preserve">guiding principles · content elements</w:t>
+              <w:t xml:space="preserve">8  </w:t>
+            </w:r>
+            <w:r>
+              <w:rPr>
+                <w:sz w:val="17"/>
+                <w:szCs w:val="17"/>
+              </w:rPr>
+              <w:t xml:space="preserve">A</w:t>
             </w:r>
           </w:p>
         </w:tc>
@@ -4583,7 +3619,7 @@
                 <w:sz w:val="16"/>
                 <w:szCs w:val="16"/>
               </w:rPr>
-              <w:t xml:space="preserve">16  </w:t>
+              <w:t xml:space="preserve">14  </w:t>
             </w:r>
             <w:r>
               <w:rPr>
@@ -4651,47 +3687,47 @@
                 <w:sz w:val="16"/>
                 <w:szCs w:val="16"/>
               </w:rPr>
-              <w:t xml:space="preserve">10  </w:t>
-            </w:r>
-            <w:r>
-              <w:rPr>
-                <w:sz w:val="17"/>
-                <w:szCs w:val="17"/>
-              </w:rPr>
-              <w:t xml:space="preserve">A</w:t>
-            </w:r>
-          </w:p>
-        </w:tc>
-        <w:tc>
-          <w:tcPr>
-            <w:tcW w:type="pct" w:w="1667"/>
-            <w:tcMar>
-              <w:top w:type="dxa" w:w="40"/>
-              <w:left w:type="dxa" w:w="100"/>
-              <w:bottom w:type="dxa" w:w="40"/>
-              <w:right w:type="dxa" w:w="100"/>
-            </w:tcMar>
-          </w:tcPr>
-          <w:p>
-            <w:pPr>
-              <w:spacing w:before="22" w:after="22"/>
-            </w:pPr>
-            <w:r>
-              <w:rPr>
-                <w:b/>
-                <w:bCs/>
-                <w:color w:val="8186EF"/>
-                <w:sz w:val="16"/>
-                <w:szCs w:val="16"/>
-              </w:rPr>
-              <w:t xml:space="preserve">17  </w:t>
-            </w:r>
-            <w:r>
-              <w:rPr>
-                <w:sz w:val="17"/>
-                <w:szCs w:val="17"/>
-              </w:rPr>
-              <w:t xml:space="preserve">T</w:t>
+              <w:t xml:space="preserve">9  </w:t>
+            </w:r>
+            <w:r>
+              <w:rPr>
+                <w:sz w:val="17"/>
+                <w:szCs w:val="17"/>
+              </w:rPr>
+              <w:t xml:space="preserve">C</w:t>
+            </w:r>
+          </w:p>
+        </w:tc>
+        <w:tc>
+          <w:tcPr>
+            <w:tcW w:type="pct" w:w="1667"/>
+            <w:tcMar>
+              <w:top w:type="dxa" w:w="40"/>
+              <w:left w:type="dxa" w:w="100"/>
+              <w:bottom w:type="dxa" w:w="40"/>
+              <w:right w:type="dxa" w:w="100"/>
+            </w:tcMar>
+          </w:tcPr>
+          <w:p>
+            <w:pPr>
+              <w:spacing w:before="22" w:after="22"/>
+            </w:pPr>
+            <w:r>
+              <w:rPr>
+                <w:b/>
+                <w:bCs/>
+                <w:color w:val="8186EF"/>
+                <w:sz w:val="16"/>
+                <w:szCs w:val="16"/>
+              </w:rPr>
+              <w:t xml:space="preserve">15  </w:t>
+            </w:r>
+            <w:r>
+              <w:rPr>
+                <w:sz w:val="17"/>
+                <w:szCs w:val="17"/>
+              </w:rPr>
+              <w:t xml:space="preserve">Compare with the model earlier in this handout.</w:t>
             </w:r>
           </w:p>
         </w:tc>
@@ -4754,14 +3790,14 @@
                 <w:sz w:val="16"/>
                 <w:szCs w:val="16"/>
               </w:rPr>
-              <w:t xml:space="preserve">11  </w:t>
-            </w:r>
-            <w:r>
-              <w:rPr>
-                <w:sz w:val="17"/>
-                <w:szCs w:val="17"/>
-              </w:rPr>
-              <w:t xml:space="preserve">T</w:t>
+              <w:t xml:space="preserve">10  </w:t>
+            </w:r>
+            <w:r>
+              <w:rPr>
+                <w:sz w:val="17"/>
+                <w:szCs w:val="17"/>
+              </w:rPr>
+              <w:t xml:space="preserve">A</w:t>
             </w:r>
           </w:p>
         </w:tc>
@@ -4788,14 +3824,14 @@
                 <w:sz w:val="16"/>
                 <w:szCs w:val="16"/>
               </w:rPr>
-              <w:t xml:space="preserve">18  </w:t>
-            </w:r>
-            <w:r>
-              <w:rPr>
-                <w:sz w:val="17"/>
-                <w:szCs w:val="17"/>
-              </w:rPr>
-              <w:t xml:space="preserve">A</w:t>
+              <w:t xml:space="preserve">16  </w:t>
+            </w:r>
+            <w:r>
+              <w:rPr>
+                <w:sz w:val="17"/>
+                <w:szCs w:val="17"/>
+              </w:rPr>
+              <w:t xml:space="preserve">The Framework is principles-based: it does not prescribe KPIs or measurement methods. Seven guiding principles shape how the report is prepared, such as connectivity of information, materiality and conciseness. Figure F18-06 lists them with Orontes examples.</w:t>
             </w:r>
           </w:p>
         </w:tc>
@@ -4856,47 +3892,37 @@
                 <w:sz w:val="16"/>
                 <w:szCs w:val="16"/>
               </w:rPr>
-              <w:t xml:space="preserve">12  </w:t>
-            </w:r>
-            <w:r>
-              <w:rPr>
-                <w:sz w:val="17"/>
-                <w:szCs w:val="17"/>
-              </w:rPr>
-              <w:t xml:space="preserve">A</w:t>
-            </w:r>
-          </w:p>
-        </w:tc>
-        <w:tc>
-          <w:tcPr>
-            <w:tcW w:type="pct" w:w="1667"/>
-            <w:tcMar>
-              <w:top w:type="dxa" w:w="40"/>
-              <w:left w:type="dxa" w:w="100"/>
-              <w:bottom w:type="dxa" w:w="40"/>
-              <w:right w:type="dxa" w:w="100"/>
-            </w:tcMar>
-          </w:tcPr>
-          <w:p>
-            <w:pPr>
-              <w:spacing w:before="22" w:after="22"/>
-            </w:pPr>
-            <w:r>
-              <w:rPr>
-                <w:b/>
-                <w:bCs/>
-                <w:color w:val="8186EF"/>
-                <w:sz w:val="16"/>
-                <w:szCs w:val="16"/>
-              </w:rPr>
-              <w:t xml:space="preserve">19  </w:t>
-            </w:r>
-            <w:r>
-              <w:rPr>
-                <w:sz w:val="17"/>
-                <w:szCs w:val="17"/>
-              </w:rPr>
-              <w:t xml:space="preserve">Compare with the model earlier in this handout.</w:t>
+              <w:t xml:space="preserve">11  </w:t>
+            </w:r>
+            <w:r>
+              <w:rPr>
+                <w:sz w:val="17"/>
+                <w:szCs w:val="17"/>
+              </w:rPr>
+              <w:t xml:space="preserve">T</w:t>
+            </w:r>
+          </w:p>
+        </w:tc>
+        <w:tc>
+          <w:tcPr>
+            <w:tcW w:type="pct" w:w="1667"/>
+            <w:tcMar>
+              <w:top w:type="dxa" w:w="40"/>
+              <w:left w:type="dxa" w:w="100"/>
+              <w:bottom w:type="dxa" w:w="40"/>
+              <w:right w:type="dxa" w:w="100"/>
+            </w:tcMar>
+          </w:tcPr>
+          <w:p>
+            <w:pPr>
+              <w:spacing w:before="24" w:after="24"/>
+            </w:pPr>
+            <w:r>
+              <w:rPr>
+                <w:sz w:val="16"/>
+                <w:szCs w:val="16"/>
+              </w:rPr>
+              <w:t xml:space="preserve"/>
             </w:r>
           </w:p>
         </w:tc>
@@ -4932,7 +3958,7 @@
                 <w:sz w:val="17"/>
                 <w:szCs w:val="17"/>
               </w:rPr>
-              <w:t xml:space="preserve">C</w:t>
+              <w:t xml:space="preserve">D</w:t>
             </w:r>
           </w:p>
         </w:tc>
@@ -4959,7 +3985,7 @@
                 <w:sz w:val="16"/>
                 <w:szCs w:val="16"/>
               </w:rPr>
-              <w:t xml:space="preserve">13  </w:t>
+              <w:t xml:space="preserve">12  </w:t>
             </w:r>
             <w:r>
               <w:rPr>
@@ -4974,107 +4000,6 @@
           <w:tcPr>
             <w:tcW w:type="pct" w:w="1667"/>
             <w:shd w:fill="FBFAF6" w:val="clear"/>
-            <w:tcMar>
-              <w:top w:type="dxa" w:w="40"/>
-              <w:left w:type="dxa" w:w="100"/>
-              <w:bottom w:type="dxa" w:w="40"/>
-              <w:right w:type="dxa" w:w="100"/>
-            </w:tcMar>
-          </w:tcPr>
-          <w:p>
-            <w:pPr>
-              <w:spacing w:before="22" w:after="22"/>
-            </w:pPr>
-            <w:r>
-              <w:rPr>
-                <w:b/>
-                <w:bCs/>
-                <w:color w:val="8186EF"/>
-                <w:sz w:val="16"/>
-                <w:szCs w:val="16"/>
-              </w:rPr>
-              <w:t xml:space="preserve">20  </w:t>
-            </w:r>
-            <w:r>
-              <w:rPr>
-                <w:sz w:val="17"/>
-                <w:szCs w:val="17"/>
-              </w:rPr>
-              <w:t xml:space="preserve">The Framework is principles-based: it does not prescribe KPIs or measurement methods. Seven guiding principles shape how the report is prepared, such as connectivity of information, materiality and conciseness. Figure F18-06 lists them with Orontes examples.</w:t>
-            </w:r>
-          </w:p>
-        </w:tc>
-      </w:tr>
-      <w:tr>
-        <w:tc>
-          <w:tcPr>
-            <w:tcW w:type="pct" w:w="1667"/>
-            <w:tcMar>
-              <w:top w:type="dxa" w:w="40"/>
-              <w:left w:type="dxa" w:w="100"/>
-              <w:bottom w:type="dxa" w:w="40"/>
-              <w:right w:type="dxa" w:w="100"/>
-            </w:tcMar>
-          </w:tcPr>
-          <w:p>
-            <w:pPr>
-              <w:spacing w:before="22" w:after="22"/>
-            </w:pPr>
-            <w:r>
-              <w:rPr>
-                <w:b/>
-                <w:bCs/>
-                <w:color w:val="8186EF"/>
-                <w:sz w:val="16"/>
-                <w:szCs w:val="16"/>
-              </w:rPr>
-              <w:t xml:space="preserve">7  </w:t>
-            </w:r>
-            <w:r>
-              <w:rPr>
-                <w:sz w:val="17"/>
-                <w:szCs w:val="17"/>
-              </w:rPr>
-              <w:t xml:space="preserve">C</w:t>
-            </w:r>
-          </w:p>
-        </w:tc>
-        <w:tc>
-          <w:tcPr>
-            <w:tcW w:type="pct" w:w="1667"/>
-            <w:tcMar>
-              <w:top w:type="dxa" w:w="40"/>
-              <w:left w:type="dxa" w:w="100"/>
-              <w:bottom w:type="dxa" w:w="40"/>
-              <w:right w:type="dxa" w:w="100"/>
-            </w:tcMar>
-          </w:tcPr>
-          <w:p>
-            <w:pPr>
-              <w:spacing w:before="22" w:after="22"/>
-            </w:pPr>
-            <w:r>
-              <w:rPr>
-                <w:b/>
-                <w:bCs/>
-                <w:color w:val="8186EF"/>
-                <w:sz w:val="16"/>
-                <w:szCs w:val="16"/>
-              </w:rPr>
-              <w:t xml:space="preserve">14  </w:t>
-            </w:r>
-            <w:r>
-              <w:rPr>
-                <w:sz w:val="17"/>
-                <w:szCs w:val="17"/>
-              </w:rPr>
-              <w:t xml:space="preserve">A</w:t>
-            </w:r>
-          </w:p>
-        </w:tc>
-        <w:tc>
-          <w:tcPr>
-            <w:tcW w:type="pct" w:w="1667"/>
             <w:tcMar>
               <w:top w:type="dxa" w:w="40"/>
               <w:left w:type="dxa" w:w="100"/>
@@ -5138,7 +4063,7 @@
                 <w:sz w:val="17"/>
                 <w:szCs w:val="17"/>
               </w:rPr>
-              <w:t xml:space="preserve">9  </w:t>
+              <w:t xml:space="preserve">7  </w:t>
             </w:r>
             <w:r>
               <w:rPr>
@@ -5203,7 +4128,7 @@
           <w:sz w:val="16"/>
           <w:szCs w:val="16"/>
         </w:rPr>
-        <w:t xml:space="preserve">The book writes: “The Framework is principles-based: it does not prescribe KPIs or measurement methods. Seven guiding principles shape how the report is prepared, such as connectivity of information, materiality and conciseness. Eight content elements set what the report covers.”</w:t>
+        <w:t xml:space="preserve">The book writes: “The Framework is principles-based: it does not prescribe KPIs or measurement methods. Seven guiding principles shape how the report is prepared, such as connectivity of information, materiality and conciseness.”</w:t>
       </w:r>
     </w:p>
     <w:p>
@@ -5226,7 +4151,7 @@
           <w:sz w:val="16"/>
           <w:szCs w:val="16"/>
         </w:rPr>
-        <w:t xml:space="preserve">The book writes: “Those charged with governance, such as the board, should include a statement that they are responsible for the integrated report. The report can stand alone or be a distinguishable part of another report, such as the annual report. There are seven guiding principles (how to report) and eight content elements (what to report).”</w:t>
+        <w:t xml:space="preserve">The book writes: “For example, Orontes's water risk appears under risks and opportunities, drives its strategy, and is measured under performance. Those charged with governance, such as the board, should include a statement that they are responsible for the integrated report.”</w:t>
       </w:r>
     </w:p>
     <w:p>
@@ -5318,30 +4243,7 @@
           <w:sz w:val="16"/>
           <w:szCs w:val="16"/>
         </w:rPr>
-        <w:t xml:space="preserve">The book’s own table gives How does governance support value creation? as the question it answers of Governance.</w:t>
-      </w:r>
-    </w:p>
-    <w:p>
-      <w:pPr>
-        <w:spacing w:after="18"/>
-        <w:ind w:left="300" w:hanging="300"/>
-      </w:pPr>
-      <w:r>
-        <w:rPr>
-          <w:b/>
-          <w:bCs/>
-          <w:color w:val="8186EF"/>
-          <w:sz w:val="16"/>
-          <w:szCs w:val="16"/>
-        </w:rPr>
-        <w:t xml:space="preserve">7  </w:t>
-      </w:r>
-      <w:r>
-        <w:rPr>
-          <w:sz w:val="16"/>
-          <w:szCs w:val="16"/>
-        </w:rPr>
-        <w:t xml:space="preserve">The book’s own table gives How does the company turn capitals into value? as the question it answers of Business model.</w:t>
+        <w:t xml:space="preserve">The book’s own table gives Board committee oversees water risk as the orontes example of Governance.</w:t>
       </w:r>
     </w:p>
     <w:p>
@@ -5364,7 +4266,30 @@
           <w:sz w:val="16"/>
           <w:szCs w:val="16"/>
         </w:rPr>
-        <w:t xml:space="preserve">The book’s own table gives What could help or harm value creation? as the question it answers of Risks and opportunities.</w:t>
+        <w:t xml:space="preserve">The book gives Board committee oversees water risk as the orontes example of Governance.</w:t>
+      </w:r>
+    </w:p>
+    <w:p>
+      <w:pPr>
+        <w:spacing w:after="18"/>
+        <w:ind w:left="300" w:hanging="300"/>
+      </w:pPr>
+      <w:r>
+        <w:rPr>
+          <w:b/>
+          <w:bCs/>
+          <w:color w:val="8186EF"/>
+          <w:sz w:val="16"/>
+          <w:szCs w:val="16"/>
+        </w:rPr>
+        <w:t xml:space="preserve">9  </w:t>
+      </w:r>
+      <w:r>
+        <w:rPr>
+          <w:sz w:val="16"/>
+          <w:szCs w:val="16"/>
+        </w:rPr>
+        <w:t xml:space="preserve">Integrated-reporting materiality is about value creation. A is wrong: The Framework does not use a percentage test. B is wrong: Materiality is not tied to SEC rules.</w:t>
       </w:r>
     </w:p>
     <w:p>
@@ -5387,7 +4312,7 @@
           <w:sz w:val="16"/>
           <w:szCs w:val="16"/>
         </w:rPr>
-        <w:t xml:space="preserve">The book gives Board committee oversees water risk as the orontes example of Governance.</w:t>
+        <w:t xml:space="preserve">Every cycle settles one rule and shows where it comes from.</w:t>
       </w:r>
     </w:p>
     <w:p>
@@ -5410,7 +4335,7 @@
           <w:sz w:val="16"/>
           <w:szCs w:val="16"/>
         </w:rPr>
-        <w:t xml:space="preserve">Compare your sentence with the book’s wording in the key.</w:t>
+        <w:t xml:space="preserve">CMA questions use exact terms, and one word can change the answer.</w:t>
       </w:r>
     </w:p>
     <w:p>
@@ -5433,7 +4358,7 @@
           <w:sz w:val="16"/>
           <w:szCs w:val="16"/>
         </w:rPr>
-        <w:t xml:space="preserve">Every cycle settles one rule and shows where it comes from.</w:t>
+        <w:t xml:space="preserve">The term tables in each section are the book’s own.</w:t>
       </w:r>
     </w:p>
     <w:p>
@@ -5456,7 +4381,7 @@
           <w:sz w:val="16"/>
           <w:szCs w:val="16"/>
         </w:rPr>
-        <w:t xml:space="preserve">CMA questions use exact terms, and one word can change the answer.</w:t>
+        <w:t xml:space="preserve">The book’s own table gives How were matters chosen and measured? as the question it answers of Basis of preparation and presentation.</w:t>
       </w:r>
     </w:p>
     <w:p>
@@ -5473,98 +4398,6 @@
           <w:szCs w:val="16"/>
         </w:rPr>
         <w:t xml:space="preserve">14  </w:t>
-      </w:r>
-      <w:r>
-        <w:rPr>
-          <w:sz w:val="16"/>
-          <w:szCs w:val="16"/>
-        </w:rPr>
-        <w:t xml:space="preserve">The book’s own table gives Explain strategy and how it creates value over time as the what it means of Strategic focus and future orientation.</w:t>
-      </w:r>
-    </w:p>
-    <w:p>
-      <w:pPr>
-        <w:spacing w:after="18"/>
-        <w:ind w:left="300" w:hanging="300"/>
-      </w:pPr>
-      <w:r>
-        <w:rPr>
-          <w:b/>
-          <w:bCs/>
-          <w:color w:val="8186EF"/>
-          <w:sz w:val="16"/>
-          <w:szCs w:val="16"/>
-        </w:rPr>
-        <w:t xml:space="preserve">15  </w:t>
-      </w:r>
-      <w:r>
-        <w:rPr>
-          <w:sz w:val="16"/>
-          <w:szCs w:val="16"/>
-        </w:rPr>
-        <w:t xml:space="preserve">The book’s own table gives Show how capitals, strategy and performance link as the what it means of Connectivity of information.</w:t>
-      </w:r>
-    </w:p>
-    <w:p>
-      <w:pPr>
-        <w:spacing w:after="18"/>
-        <w:ind w:left="300" w:hanging="300"/>
-      </w:pPr>
-      <w:r>
-        <w:rPr>
-          <w:b/>
-          <w:bCs/>
-          <w:color w:val="8186EF"/>
-          <w:sz w:val="16"/>
-          <w:szCs w:val="16"/>
-        </w:rPr>
-        <w:t xml:space="preserve">16  </w:t>
-      </w:r>
-      <w:r>
-        <w:rPr>
-          <w:sz w:val="16"/>
-          <w:szCs w:val="16"/>
-        </w:rPr>
-        <w:t xml:space="preserve">The book’s own table gives Explain key relationships and how the company responds as the what it means of Stakeholder relationships.</w:t>
-      </w:r>
-    </w:p>
-    <w:p>
-      <w:pPr>
-        <w:spacing w:after="18"/>
-        <w:ind w:left="300" w:hanging="300"/>
-      </w:pPr>
-      <w:r>
-        <w:rPr>
-          <w:b/>
-          <w:bCs/>
-          <w:color w:val="8186EF"/>
-          <w:sz w:val="16"/>
-          <w:szCs w:val="16"/>
-        </w:rPr>
-        <w:t xml:space="preserve">17  </w:t>
-      </w:r>
-      <w:r>
-        <w:rPr>
-          <w:sz w:val="16"/>
-          <w:szCs w:val="16"/>
-        </w:rPr>
-        <w:t xml:space="preserve">The exam marks the term, so the English word is the answer.</w:t>
-      </w:r>
-    </w:p>
-    <w:p>
-      <w:pPr>
-        <w:spacing w:after="18"/>
-        <w:ind w:left="300" w:hanging="300"/>
-      </w:pPr>
-      <w:r>
-        <w:rPr>
-          <w:b/>
-          <w:bCs/>
-          <w:color w:val="8186EF"/>
-          <w:sz w:val="16"/>
-          <w:szCs w:val="16"/>
-        </w:rPr>
-        <w:t xml:space="preserve">18  </w:t>
       </w:r>
       <w:r>
         <w:rPr>
@@ -5714,7 +4547,7 @@
                 <w:sz w:val="17"/>
                 <w:szCs w:val="17"/>
               </w:rPr>
-              <w:t xml:space="preserve">C</w:t>
+              <w:t xml:space="preserve">A</w:t>
             </w:r>
           </w:p>
         </w:tc>
@@ -5747,7 +4580,7 @@
                 <w:sz w:val="17"/>
                 <w:szCs w:val="17"/>
               </w:rPr>
-              <w:t xml:space="preserve">T</w:t>
+              <w:t xml:space="preserve">A</w:t>
             </w:r>
           </w:p>
         </w:tc>
@@ -5783,7 +4616,7 @@
                 <w:sz w:val="17"/>
                 <w:szCs w:val="17"/>
               </w:rPr>
-              <w:t xml:space="preserve">integrated reporting · capitals</w:t>
+              <w:t xml:space="preserve">non-financial · capitals · relationships</w:t>
             </w:r>
           </w:p>
         </w:tc>
@@ -5817,7 +4650,7 @@
                 <w:sz w:val="17"/>
                 <w:szCs w:val="17"/>
               </w:rPr>
-              <w:t xml:space="preserve">A</w:t>
+              <w:t xml:space="preserve">T</w:t>
             </w:r>
           </w:p>
         </w:tc>
@@ -5851,7 +4684,7 @@
                 <w:sz w:val="17"/>
                 <w:szCs w:val="17"/>
               </w:rPr>
-              <w:t xml:space="preserve">T</w:t>
+              <w:t xml:space="preserve">B</w:t>
             </w:r>
           </w:p>
         </w:tc>
@@ -5886,7 +4719,7 @@
                 <w:sz w:val="17"/>
                 <w:szCs w:val="17"/>
               </w:rPr>
-              <w:t xml:space="preserve">comparability · challenges · integrated</w:t>
+              <w:t xml:space="preserve">Human capital · Intellectual capital · Natural capital</w:t>
             </w:r>
           </w:p>
         </w:tc>
@@ -5952,7 +4785,7 @@
                 <w:sz w:val="17"/>
                 <w:szCs w:val="17"/>
               </w:rPr>
-              <w:t xml:space="preserve">T</w:t>
+              <w:t xml:space="preserve">A</w:t>
             </w:r>
           </w:p>
         </w:tc>
@@ -6022,7 +4855,7 @@
                 <w:sz w:val="17"/>
                 <w:szCs w:val="17"/>
               </w:rPr>
-              <w:t xml:space="preserve">F</w:t>
+              <w:t xml:space="preserve">D</w:t>
             </w:r>
           </w:p>
         </w:tc>
@@ -6056,7 +4889,7 @@
                 <w:sz w:val="17"/>
                 <w:szCs w:val="17"/>
               </w:rPr>
-              <w:t xml:space="preserve">A</w:t>
+              <w:t xml:space="preserve">Compare with the model earlier in this handout.</w:t>
             </w:r>
           </w:p>
         </w:tc>
@@ -6091,7 +4924,7 @@
                 <w:sz w:val="17"/>
                 <w:szCs w:val="17"/>
               </w:rPr>
-              <w:t xml:space="preserve">A</w:t>
+              <w:t xml:space="preserve">D</w:t>
             </w:r>
           </w:p>
         </w:tc>
@@ -6124,7 +4957,7 @@
                 <w:sz w:val="17"/>
                 <w:szCs w:val="17"/>
               </w:rPr>
-              <w:t xml:space="preserve">T</w:t>
+              <w:t xml:space="preserve">C</w:t>
             </w:r>
           </w:p>
         </w:tc>
@@ -6157,7 +4990,7 @@
                 <w:sz w:val="17"/>
                 <w:szCs w:val="17"/>
               </w:rPr>
-              <w:t xml:space="preserve">Compare with the model earlier in this handout.</w:t>
+              <w:t xml:space="preserve">Supporters say integrated reporting improves management itself: to report on all the capitals, managers must think about how they connect. It can improve the allocation of capital, give investors a clearer and more concise picture, and encourage a long-term view.</w:t>
             </w:r>
           </w:p>
         </w:tc>
@@ -6193,7 +5026,7 @@
                 <w:sz w:val="17"/>
                 <w:szCs w:val="17"/>
               </w:rPr>
-              <w:t xml:space="preserve">A</w:t>
+              <w:t xml:space="preserve">B</w:t>
             </w:r>
           </w:p>
         </w:tc>
@@ -6227,7 +5060,7 @@
                 <w:sz w:val="17"/>
                 <w:szCs w:val="17"/>
               </w:rPr>
-              <w:t xml:space="preserve">A</w:t>
+              <w:t xml:space="preserve">B</w:t>
             </w:r>
           </w:p>
         </w:tc>
@@ -6244,24 +5077,14 @@
           </w:tcPr>
           <w:p>
             <w:pPr>
-              <w:spacing w:before="22" w:after="22"/>
-            </w:pPr>
-            <w:r>
-              <w:rPr>
-                <w:b/>
-                <w:bCs/>
-                <w:color w:val="8186EF"/>
-                <w:sz w:val="16"/>
-                <w:szCs w:val="16"/>
-              </w:rPr>
-              <w:t xml:space="preserve">18  </w:t>
-            </w:r>
-            <w:r>
-              <w:rPr>
-                <w:sz w:val="17"/>
-                <w:szCs w:val="17"/>
-              </w:rPr>
-              <w:t xml:space="preserve">Supporters say integrated reporting improves management itself: to report on all the capitals, managers must think about how they connect. It can improve the allocation of capital, give investors a clearer and more concise picture, and encourage a long-term view.</w:t>
+              <w:spacing w:before="24" w:after="24"/>
+            </w:pPr>
+            <w:r>
+              <w:rPr>
+                <w:sz w:val="16"/>
+                <w:szCs w:val="16"/>
+              </w:rPr>
+              <w:t xml:space="preserve"/>
             </w:r>
           </w:p>
         </w:tc>
@@ -6326,7 +5149,7 @@
           <w:sz w:val="16"/>
           <w:szCs w:val="16"/>
         </w:rPr>
-        <w:t xml:space="preserve">The book writes: “Supporters say integrated reporting improves management itself: to report on all the capitals, managers must think about how they connect. It can improve the allocation of capital, give investors a clearer and more concise picture, and encourage a long-term view. Preparing the report takes time and money, and non-financial capitals such as relationships and skills are hard to measure.”</w:t>
+        <w:t xml:space="preserve">The book writes: “Preparing the report takes time and money, and non-financial capitals such as relationships and skills are hard to measure. Companies may worry about revealing information to competitors or creating legal risk, and assurance practice is still limited.”</w:t>
       </w:r>
     </w:p>
     <w:p>
@@ -6349,7 +5172,7 @@
           <w:sz w:val="16"/>
           <w:szCs w:val="16"/>
         </w:rPr>
-        <w:t xml:space="preserve">The book writes: “Because the Framework is voluntary and does not prescribe measures, reports differ between companies, which limits comparability. Benefits and challenges of integrated reporting.”</w:t>
+        <w:t xml:space="preserve">From the book’s own table “Item”: The book’s own table “Item” settles these: for Safety training for factory staff it is Human capital and for The trademark for Orontes Gold olive oil it is Intellectual capital and for Water drawn from local wells it is Natural capital.</w:t>
       </w:r>
     </w:p>
     <w:p>
@@ -6372,7 +5195,7 @@
           <w:sz w:val="16"/>
           <w:szCs w:val="16"/>
         </w:rPr>
-        <w:t xml:space="preserve">The book pairs Safety training for factory staff with “Human capital”.</w:t>
+        <w:t xml:space="preserve">The framework defines the elements, and every amount belongs to one of them.</w:t>
       </w:r>
     </w:p>
     <w:p>
@@ -6395,7 +5218,7 @@
           <w:sz w:val="16"/>
           <w:szCs w:val="16"/>
         </w:rPr>
-        <w:t xml:space="preserve">The book’s own table gives Human capital as the answer of Safety training for factory staff.</w:t>
+        <w:t xml:space="preserve">The book numbers “Integrated thinking, integrated reporting and the integrated report” as section 18.1.</w:t>
       </w:r>
     </w:p>
     <w:p>
@@ -6418,7 +5241,7 @@
           <w:sz w:val="16"/>
           <w:szCs w:val="16"/>
         </w:rPr>
-        <w:t xml:space="preserve">The book’s own table gives Intellectual capital as the answer of The trademark for Orontes Gold olive oil.</w:t>
+        <w:t xml:space="preserve">Relationships with suppliers and communities are social and relationship capital. A is wrong: Human capital is the company's own people and their skills. C is wrong: The farmers are a relationship; the groves are natural capital.</w:t>
       </w:r>
     </w:p>
     <w:p>
@@ -6441,7 +5264,7 @@
           <w:sz w:val="16"/>
           <w:szCs w:val="16"/>
         </w:rPr>
-        <w:t xml:space="preserve">The book’s own table gives Natural capital as the answer of Water drawn from local wells.</w:t>
+        <w:t xml:space="preserve">Every cycle settles one rule and shows where it comes from.</w:t>
       </w:r>
     </w:p>
     <w:p>
@@ -6464,7 +5287,7 @@
           <w:sz w:val="16"/>
           <w:szCs w:val="16"/>
         </w:rPr>
-        <w:t xml:space="preserve">The book’s own table gives Social and relationship capital as the answer of Long-term contracts with grower cooperatives.</w:t>
+        <w:t xml:space="preserve">CMA questions use exact terms, and one word can change the answer.</w:t>
       </w:r>
     </w:p>
     <w:p>
@@ -6487,99 +5310,7 @@
           <w:sz w:val="16"/>
           <w:szCs w:val="16"/>
         </w:rPr>
-        <w:t xml:space="preserve">The book pairs Safety training for factory staff with “Human capital”.</w:t>
-      </w:r>
-    </w:p>
-    <w:p>
-      <w:pPr>
-        <w:spacing w:after="18"/>
-        <w:ind w:left="300" w:hanging="300"/>
-      </w:pPr>
-      <w:r>
-        <w:rPr>
-          <w:b/>
-          <w:bCs/>
-          <w:color w:val="8186EF"/>
-          <w:sz w:val="16"/>
-          <w:szCs w:val="16"/>
-        </w:rPr>
-        <w:t xml:space="preserve">10  </w:t>
-      </w:r>
-      <w:r>
-        <w:rPr>
-          <w:sz w:val="16"/>
-          <w:szCs w:val="16"/>
-        </w:rPr>
-        <w:t xml:space="preserve">The book pairs The trademark for Orontes Gold olive oil with “Intellectual capital”, not with “Human capital”.</w:t>
-      </w:r>
-    </w:p>
-    <w:p>
-      <w:pPr>
-        <w:spacing w:after="18"/>
-        <w:ind w:left="300" w:hanging="300"/>
-      </w:pPr>
-      <w:r>
-        <w:rPr>
-          <w:b/>
-          <w:bCs/>
-          <w:color w:val="8186EF"/>
-          <w:sz w:val="16"/>
-          <w:szCs w:val="16"/>
-        </w:rPr>
-        <w:t xml:space="preserve">11  </w:t>
-      </w:r>
-      <w:r>
-        <w:rPr>
-          <w:sz w:val="16"/>
-          <w:szCs w:val="16"/>
-        </w:rPr>
-        <w:t xml:space="preserve">Compare your sentence with the book’s wording in the key.</w:t>
-      </w:r>
-    </w:p>
-    <w:p>
-      <w:pPr>
-        <w:spacing w:after="18"/>
-        <w:ind w:left="300" w:hanging="300"/>
-      </w:pPr>
-      <w:r>
-        <w:rPr>
-          <w:b/>
-          <w:bCs/>
-          <w:color w:val="8186EF"/>
-          <w:sz w:val="16"/>
-          <w:szCs w:val="16"/>
-        </w:rPr>
-        <w:t xml:space="preserve">12  </w:t>
-      </w:r>
-      <w:r>
-        <w:rPr>
-          <w:sz w:val="16"/>
-          <w:szCs w:val="16"/>
-        </w:rPr>
-        <w:t xml:space="preserve">Every cycle settles one rule and shows where it comes from.</w:t>
-      </w:r>
-    </w:p>
-    <w:p>
-      <w:pPr>
-        <w:spacing w:after="18"/>
-        <w:ind w:left="300" w:hanging="300"/>
-      </w:pPr>
-      <w:r>
-        <w:rPr>
-          <w:b/>
-          <w:bCs/>
-          <w:color w:val="8186EF"/>
-          <w:sz w:val="16"/>
-          <w:szCs w:val="16"/>
-        </w:rPr>
-        <w:t xml:space="preserve">13  </w:t>
-      </w:r>
-      <w:r>
-        <w:rPr>
-          <w:sz w:val="16"/>
-          <w:szCs w:val="16"/>
-        </w:rPr>
-        <w:t xml:space="preserve">CMA questions use exact terms, and one word can change the answer.</w:t>
+        <w:t xml:space="preserve">The term tables in each section are the book’s own.</w:t>
       </w:r>
     </w:p>
     <w:p>
@@ -6602,7 +5333,7 @@
           <w:sz w:val="16"/>
           <w:szCs w:val="16"/>
         </w:rPr>
-        <w:t xml:space="preserve">The term tables in each section are the book’s own.</w:t>
+        <w:t xml:space="preserve">Relationships with suppliers and communities are social and relationship capital. A is wrong: Human capital is the company's own people and their skills. C is wrong: The farmers are a relationship; the groves are natural capital.</w:t>
       </w:r>
     </w:p>
     <w:p>
@@ -6619,29 +5350,6 @@
           <w:szCs w:val="16"/>
         </w:rPr>
         <w:t xml:space="preserve">15  </w:t>
-      </w:r>
-      <w:r>
-        <w:rPr>
-          <w:sz w:val="16"/>
-          <w:szCs w:val="16"/>
-        </w:rPr>
-        <w:t xml:space="preserve">The exam marks the term, so the English word is the answer.</w:t>
-      </w:r>
-    </w:p>
-    <w:p>
-      <w:pPr>
-        <w:spacing w:after="18"/>
-        <w:ind w:left="300" w:hanging="300"/>
-      </w:pPr>
-      <w:r>
-        <w:rPr>
-          <w:b/>
-          <w:bCs/>
-          <w:color w:val="8186EF"/>
-          <w:sz w:val="16"/>
-          <w:szCs w:val="16"/>
-        </w:rPr>
-        <w:t xml:space="preserve">16  </w:t>
       </w:r>
       <w:r>
         <w:rPr>
@@ -6791,7 +5499,7 @@
                 <w:sz w:val="17"/>
                 <w:szCs w:val="17"/>
               </w:rPr>
-              <w:t xml:space="preserve">B</w:t>
+              <w:t xml:space="preserve">A</w:t>
             </w:r>
           </w:p>
         </w:tc>
@@ -6824,7 +5532,7 @@
                 <w:sz w:val="17"/>
                 <w:szCs w:val="17"/>
               </w:rPr>
-              <w:t xml:space="preserve">T</w:t>
+              <w:t xml:space="preserve">A</w:t>
             </w:r>
           </w:p>
         </w:tc>
@@ -6860,7 +5568,7 @@
                 <w:sz w:val="17"/>
                 <w:szCs w:val="17"/>
               </w:rPr>
-              <w:t xml:space="preserve">information · integrated · disclosures</w:t>
+              <w:t xml:space="preserve">Barada trained all delivery drivers in safe driving. · Staff turnover in the warehouse fell from 25% to 15%.</w:t>
             </w:r>
           </w:p>
         </w:tc>
@@ -6894,7 +5602,7 @@
                 <w:sz w:val="17"/>
                 <w:szCs w:val="17"/>
               </w:rPr>
-              <w:t xml:space="preserve">B</w:t>
+              <w:t xml:space="preserve">T</w:t>
             </w:r>
           </w:p>
         </w:tc>
@@ -6928,7 +5636,7 @@
                 <w:sz w:val="17"/>
                 <w:szCs w:val="17"/>
               </w:rPr>
-              <w:t xml:space="preserve">T</w:t>
+              <w:t xml:space="preserve">D</w:t>
             </w:r>
           </w:p>
         </w:tc>
@@ -6963,7 +5671,7 @@
                 <w:sz w:val="17"/>
                 <w:szCs w:val="17"/>
               </w:rPr>
-              <w:t xml:space="preserve">background · publishes · disclosures</w:t>
+              <w:t xml:space="preserve">value creation process · capitals · outputs</w:t>
             </w:r>
           </w:p>
         </w:tc>
@@ -7029,7 +5737,7 @@
                 <w:sz w:val="17"/>
                 <w:szCs w:val="17"/>
               </w:rPr>
-              <w:t xml:space="preserve">T</w:t>
+              <w:t xml:space="preserve">A</w:t>
             </w:r>
           </w:p>
         </w:tc>
@@ -7099,7 +5807,7 @@
                 <w:sz w:val="17"/>
                 <w:szCs w:val="17"/>
               </w:rPr>
-              <w:t xml:space="preserve">F</w:t>
+              <w:t xml:space="preserve">B</w:t>
             </w:r>
           </w:p>
         </w:tc>
@@ -7133,7 +5841,7 @@
                 <w:sz w:val="17"/>
                 <w:szCs w:val="17"/>
               </w:rPr>
-              <w:t xml:space="preserve">A</w:t>
+              <w:t xml:space="preserve">Compare with the model earlier in this handout.</w:t>
             </w:r>
           </w:p>
         </w:tc>
@@ -7168,7 +5876,7 @@
                 <w:sz w:val="17"/>
                 <w:szCs w:val="17"/>
               </w:rPr>
-              <w:t xml:space="preserve">C</w:t>
+              <w:t xml:space="preserve">D</w:t>
             </w:r>
           </w:p>
         </w:tc>
@@ -7201,7 +5909,7 @@
                 <w:sz w:val="17"/>
                 <w:szCs w:val="17"/>
               </w:rPr>
-              <w:t xml:space="preserve">T</w:t>
+              <w:t xml:space="preserve">E</w:t>
             </w:r>
           </w:p>
         </w:tc>
@@ -7234,7 +5942,7 @@
                 <w:sz w:val="17"/>
                 <w:szCs w:val="17"/>
               </w:rPr>
-              <w:t xml:space="preserve">Compare with the model earlier in this handout.</w:t>
+              <w:t xml:space="preserve">IFRS S1 and IFRS S2, issued by the ISSB, require disclosure of sustainability and climate risks that affect a company's prospects. They apply only where a jurisdiction adopts them. S1 asks for connected information, an idea taken from integrated reporting, but S1 and S2 disclosures are not an integrated report.</w:t>
             </w:r>
           </w:p>
         </w:tc>
@@ -7270,7 +5978,7 @@
                 <w:sz w:val="17"/>
                 <w:szCs w:val="17"/>
               </w:rPr>
-              <w:t xml:space="preserve">D</w:t>
+              <w:t xml:space="preserve">A</w:t>
             </w:r>
           </w:p>
         </w:tc>
@@ -7304,7 +6012,7 @@
                 <w:sz w:val="17"/>
                 <w:szCs w:val="17"/>
               </w:rPr>
-              <w:t xml:space="preserve">A</w:t>
+              <w:t xml:space="preserve">C</w:t>
             </w:r>
           </w:p>
         </w:tc>
@@ -7321,24 +6029,14 @@
           </w:tcPr>
           <w:p>
             <w:pPr>
-              <w:spacing w:before="22" w:after="22"/>
-            </w:pPr>
-            <w:r>
-              <w:rPr>
-                <w:b/>
-                <w:bCs/>
-                <w:color w:val="8186EF"/>
-                <w:sz w:val="16"/>
-                <w:szCs w:val="16"/>
-              </w:rPr>
-              <w:t xml:space="preserve">18  </w:t>
-            </w:r>
-            <w:r>
-              <w:rPr>
-                <w:sz w:val="17"/>
-                <w:szCs w:val="17"/>
-              </w:rPr>
-              <w:t xml:space="preserve">IFRS S1 and IFRS S2, issued by the ISSB, require disclosure of sustainability and climate risks that affect a company's prospects. They apply only where a jurisdiction adopts them. S1 asks for connected information, an idea taken from integrated reporting, but S1 and S2 disclosures are not an integrated report.</w:t>
+              <w:spacing w:before="24" w:after="24"/>
+            </w:pPr>
+            <w:r>
+              <w:rPr>
+                <w:sz w:val="16"/>
+                <w:szCs w:val="16"/>
+              </w:rPr>
+              <w:t xml:space="preserve"/>
             </w:r>
           </w:p>
         </w:tc>
@@ -7403,7 +6101,7 @@
           <w:sz w:val="16"/>
           <w:szCs w:val="16"/>
         </w:rPr>
-        <w:t xml:space="preserve">The book writes: “S1 asks for connected information, an idea taken from integrated reporting, but S1 and S2 disclosures are not an integrated report. It is voluntary, and it is not in the LOS.”</w:t>
+        <w:t xml:space="preserve">From the book’s own table “Item”: The book’s own table “Item” settles these: for D1 it is Barada trained all delivery drivers in safe driving. and for D4 it is Staff turnover in the warehouse fell from 25% to 15%..</w:t>
       </w:r>
     </w:p>
     <w:p>
@@ -7426,7 +6124,7 @@
           <w:sz w:val="16"/>
           <w:szCs w:val="16"/>
         </w:rPr>
-        <w:t xml:space="preserve">The book writes: “These are background facts, not exam content. SC18-11 A company publishes IFRS S2 climate disclosures.”</w:t>
+        <w:t xml:space="preserve">The book writes: “In the value creation process, the business model takes capitals as inputs and turns them, through its activities, into outputs: products, by-products and waste.”</w:t>
       </w:r>
     </w:p>
     <w:p>
@@ -7449,7 +6147,7 @@
           <w:sz w:val="16"/>
           <w:szCs w:val="16"/>
         </w:rPr>
-        <w:t xml:space="preserve">The book pairs D1 with “Barada trained all delivery drivers in safe driving.”.</w:t>
+        <w:t xml:space="preserve">The framework defines the elements, and every amount belongs to one of them.</w:t>
       </w:r>
     </w:p>
     <w:p>
@@ -7472,7 +6170,7 @@
           <w:sz w:val="16"/>
           <w:szCs w:val="16"/>
         </w:rPr>
-        <w:t xml:space="preserve">The book’s own table pairs D1 with “Barada trained all delivery drivers in safe driving.”.</w:t>
+        <w:t xml:space="preserve">The book numbers “Integrated thinking, integrated reporting and the integrated report” as section 18.1.</w:t>
       </w:r>
     </w:p>
     <w:p>
@@ -7495,7 +6193,7 @@
           <w:sz w:val="16"/>
           <w:szCs w:val="16"/>
         </w:rPr>
-        <w:t xml:space="preserve">The book’s own table pairs D2 with “Barada used 600 MWh of electricity in 2028; 150 MWh came from its own solar panels.”.</w:t>
+        <w:t xml:space="preserve">Knowledge-based intangibles are intellectual capital. B is wrong: Manufactured capital is physical. C is wrong: Human capital is people's skills, not documented know-how.</w:t>
       </w:r>
     </w:p>
     <w:p>
@@ -7518,7 +6216,7 @@
           <w:sz w:val="16"/>
           <w:szCs w:val="16"/>
         </w:rPr>
-        <w:t xml:space="preserve">The book’s own table pairs D3 with “Barada signed five-year partnerships with 60 small farmers.”.</w:t>
+        <w:t xml:space="preserve">Every cycle settles one rule and shows where it comes from.</w:t>
       </w:r>
     </w:p>
     <w:p>
@@ -7541,7 +6239,7 @@
           <w:sz w:val="16"/>
           <w:szCs w:val="16"/>
         </w:rPr>
-        <w:t xml:space="preserve">The book’s own table pairs D4 with “Staff turnover in the warehouse fell from 25% to 15%.”.</w:t>
+        <w:t xml:space="preserve">CMA questions use exact terms, and one word can change the answer.</w:t>
       </w:r>
     </w:p>
     <w:p>
@@ -7564,121 +6262,6 @@
           <w:sz w:val="16"/>
           <w:szCs w:val="16"/>
         </w:rPr>
-        <w:t xml:space="preserve">The book pairs D1 with “Barada trained all delivery drivers in safe driving.”.</w:t>
-      </w:r>
-    </w:p>
-    <w:p>
-      <w:pPr>
-        <w:spacing w:after="18"/>
-        <w:ind w:left="300" w:hanging="300"/>
-      </w:pPr>
-      <w:r>
-        <w:rPr>
-          <w:b/>
-          <w:bCs/>
-          <w:color w:val="8186EF"/>
-          <w:sz w:val="16"/>
-          <w:szCs w:val="16"/>
-        </w:rPr>
-        <w:t xml:space="preserve">10  </w:t>
-      </w:r>
-      <w:r>
-        <w:rPr>
-          <w:sz w:val="16"/>
-          <w:szCs w:val="16"/>
-        </w:rPr>
-        <w:t xml:space="preserve">The book pairs D2 with “Barada used 600 MWh of electricity in 2028; 150 MWh came from its own solar panels.”, not with “Packaging waste sent to landfill fell by one third.”.</w:t>
-      </w:r>
-    </w:p>
-    <w:p>
-      <w:pPr>
-        <w:spacing w:after="18"/>
-        <w:ind w:left="300" w:hanging="300"/>
-      </w:pPr>
-      <w:r>
-        <w:rPr>
-          <w:b/>
-          <w:bCs/>
-          <w:color w:val="8186EF"/>
-          <w:sz w:val="16"/>
-          <w:szCs w:val="16"/>
-        </w:rPr>
-        <w:t xml:space="preserve">11  </w:t>
-      </w:r>
-      <w:r>
-        <w:rPr>
-          <w:sz w:val="16"/>
-          <w:szCs w:val="16"/>
-        </w:rPr>
-        <w:t xml:space="preserve">Compare your sentence with the book’s wording in the key.</w:t>
-      </w:r>
-    </w:p>
-    <w:p>
-      <w:pPr>
-        <w:spacing w:after="18"/>
-        <w:ind w:left="300" w:hanging="300"/>
-      </w:pPr>
-      <w:r>
-        <w:rPr>
-          <w:b/>
-          <w:bCs/>
-          <w:color w:val="8186EF"/>
-          <w:sz w:val="16"/>
-          <w:szCs w:val="16"/>
-        </w:rPr>
-        <w:t xml:space="preserve">12  </w:t>
-      </w:r>
-      <w:r>
-        <w:rPr>
-          <w:sz w:val="16"/>
-          <w:szCs w:val="16"/>
-        </w:rPr>
-        <w:t xml:space="preserve">Every cycle settles one rule and shows where it comes from.</w:t>
-      </w:r>
-    </w:p>
-    <w:p>
-      <w:pPr>
-        <w:spacing w:after="18"/>
-        <w:ind w:left="300" w:hanging="300"/>
-      </w:pPr>
-      <w:r>
-        <w:rPr>
-          <w:b/>
-          <w:bCs/>
-          <w:color w:val="8186EF"/>
-          <w:sz w:val="16"/>
-          <w:szCs w:val="16"/>
-        </w:rPr>
-        <w:t xml:space="preserve">13  </w:t>
-      </w:r>
-      <w:r>
-        <w:rPr>
-          <w:sz w:val="16"/>
-          <w:szCs w:val="16"/>
-        </w:rPr>
-        <w:t xml:space="preserve">CMA questions use exact terms, and one word can change the answer.</w:t>
-      </w:r>
-    </w:p>
-    <w:p>
-      <w:pPr>
-        <w:spacing w:after="18"/>
-        <w:ind w:left="300" w:hanging="300"/>
-      </w:pPr>
-      <w:r>
-        <w:rPr>
-          <w:b/>
-          <w:bCs/>
-          <w:color w:val="8186EF"/>
-          <w:sz w:val="16"/>
-          <w:szCs w:val="16"/>
-        </w:rPr>
-        <w:t xml:space="preserve">14  </w:t>
-      </w:r>
-      <w:r>
-        <w:rPr>
-          <w:sz w:val="16"/>
-          <w:szCs w:val="16"/>
-        </w:rPr>
         <w:t xml:space="preserve">The term tables in each section are the book’s own.</w:t>
       </w:r>
     </w:p>
@@ -7696,29 +6279,6 @@
           <w:szCs w:val="16"/>
         </w:rPr>
         <w:t xml:space="preserve">15  </w:t>
-      </w:r>
-      <w:r>
-        <w:rPr>
-          <w:sz w:val="16"/>
-          <w:szCs w:val="16"/>
-        </w:rPr>
-        <w:t xml:space="preserve">The exam marks the term, so the English word is the answer.</w:t>
-      </w:r>
-    </w:p>
-    <w:p>
-      <w:pPr>
-        <w:spacing w:after="18"/>
-        <w:ind w:left="300" w:hanging="300"/>
-      </w:pPr>
-      <w:r>
-        <w:rPr>
-          <w:b/>
-          <w:bCs/>
-          <w:color w:val="8186EF"/>
-          <w:sz w:val="16"/>
-          <w:szCs w:val="16"/>
-        </w:rPr>
-        <w:t xml:space="preserve">16  </w:t>
       </w:r>
       <w:r>
         <w:rPr>
@@ -7835,7 +6395,7 @@
                 <w:sz w:val="17"/>
                 <w:szCs w:val="17"/>
               </w:rPr>
-              <w:t xml:space="preserve">Integrated thinking · capitals · Integrated reporting</w:t>
+              <w:t xml:space="preserve">integrated thinking · International · responsible</w:t>
             </w:r>
           </w:p>
         </w:tc>
@@ -7868,7 +6428,7 @@
                 <w:sz w:val="17"/>
                 <w:szCs w:val="17"/>
               </w:rPr>
-              <w:t xml:space="preserve">E</w:t>
+              <w:t xml:space="preserve">A</w:t>
             </w:r>
           </w:p>
         </w:tc>
@@ -7937,7 +6497,7 @@
                 <w:sz w:val="17"/>
                 <w:szCs w:val="17"/>
               </w:rPr>
-              <w:t xml:space="preserve">financial capital · manufactured capital · intellectual capital · social and relationship capital · value creation process</w:t>
+              <w:t xml:space="preserve">value creation process · capitals · outputs · outcomes</w:t>
             </w:r>
           </w:p>
         </w:tc>
@@ -7971,7 +6531,7 @@
                 <w:sz w:val="17"/>
                 <w:szCs w:val="17"/>
               </w:rPr>
-              <w:t xml:space="preserve">F</w:t>
+              <w:t xml:space="preserve">D</w:t>
             </w:r>
           </w:p>
         </w:tc>
@@ -8073,7 +6633,7 @@
                 <w:sz w:val="17"/>
                 <w:szCs w:val="17"/>
               </w:rPr>
-              <w:t xml:space="preserve">D</w:t>
+              <w:t xml:space="preserve">B</w:t>
             </w:r>
           </w:p>
         </w:tc>
@@ -8176,7 +6736,7 @@
                 <w:sz w:val="17"/>
                 <w:szCs w:val="17"/>
               </w:rPr>
-              <w:t xml:space="preserve">C</w:t>
+              <w:t xml:space="preserve">A</w:t>
             </w:r>
           </w:p>
         </w:tc>
@@ -8210,7 +6770,7 @@
                 <w:sz w:val="17"/>
                 <w:szCs w:val="17"/>
               </w:rPr>
-              <w:t xml:space="preserve">C</w:t>
+              <w:t xml:space="preserve">D</w:t>
             </w:r>
           </w:p>
         </w:tc>
@@ -8278,7 +6838,7 @@
                 <w:sz w:val="17"/>
                 <w:szCs w:val="17"/>
               </w:rPr>
-              <w:t xml:space="preserve">B</w:t>
+              <w:t xml:space="preserve">C</w:t>
             </w:r>
           </w:p>
         </w:tc>
@@ -8311,7 +6871,7 @@
                 <w:sz w:val="17"/>
                 <w:szCs w:val="17"/>
               </w:rPr>
-              <w:t xml:space="preserve">A</w:t>
+              <w:t xml:space="preserve">C</w:t>
             </w:r>
           </w:p>
         </w:tc>
@@ -8347,7 +6907,7 @@
                 <w:sz w:val="17"/>
                 <w:szCs w:val="17"/>
               </w:rPr>
-              <w:t xml:space="preserve">C</w:t>
+              <w:t xml:space="preserve">A</w:t>
             </w:r>
           </w:p>
         </w:tc>
@@ -8381,7 +6941,7 @@
                 <w:sz w:val="17"/>
                 <w:szCs w:val="17"/>
               </w:rPr>
-              <w:t xml:space="preserve">A</w:t>
+              <w:t xml:space="preserve">D</w:t>
             </w:r>
           </w:p>
         </w:tc>
@@ -8415,7 +6975,7 @@
                 <w:sz w:val="17"/>
                 <w:szCs w:val="17"/>
               </w:rPr>
-              <w:t xml:space="preserve">A</w:t>
+              <w:t xml:space="preserve">B</w:t>
             </w:r>
           </w:p>
         </w:tc>
@@ -8450,7 +7010,7 @@
                 <w:sz w:val="17"/>
                 <w:szCs w:val="17"/>
               </w:rPr>
-              <w:t xml:space="preserve">C</w:t>
+              <w:t xml:space="preserve">B</w:t>
             </w:r>
           </w:p>
         </w:tc>
@@ -8552,75 +7112,75 @@
                 <w:sz w:val="17"/>
                 <w:szCs w:val="17"/>
               </w:rPr>
+              <w:t xml:space="preserve">C</w:t>
+            </w:r>
+          </w:p>
+        </w:tc>
+        <w:tc>
+          <w:tcPr>
+            <w:tcW w:type="pct" w:w="1667"/>
+            <w:shd w:fill="FBFAF6" w:val="clear"/>
+            <w:tcMar>
+              <w:top w:type="dxa" w:w="40"/>
+              <w:left w:type="dxa" w:w="100"/>
+              <w:bottom w:type="dxa" w:w="40"/>
+              <w:right w:type="dxa" w:w="100"/>
+            </w:tcMar>
+          </w:tcPr>
+          <w:p>
+            <w:pPr>
+              <w:spacing w:before="22" w:after="22"/>
+            </w:pPr>
+            <w:r>
+              <w:rPr>
+                <w:b/>
+                <w:bCs/>
+                <w:color w:val="8186EF"/>
+                <w:sz w:val="16"/>
+                <w:szCs w:val="16"/>
+              </w:rPr>
+              <w:t xml:space="preserve">19  </w:t>
+            </w:r>
+            <w:r>
+              <w:rPr>
+                <w:sz w:val="17"/>
+                <w:szCs w:val="17"/>
+              </w:rPr>
+              <w:t xml:space="preserve">T</w:t>
+            </w:r>
+          </w:p>
+        </w:tc>
+        <w:tc>
+          <w:tcPr>
+            <w:tcW w:type="pct" w:w="1667"/>
+            <w:shd w:fill="FBFAF6" w:val="clear"/>
+            <w:tcMar>
+              <w:top w:type="dxa" w:w="40"/>
+              <w:left w:type="dxa" w:w="100"/>
+              <w:bottom w:type="dxa" w:w="40"/>
+              <w:right w:type="dxa" w:w="100"/>
+            </w:tcMar>
+          </w:tcPr>
+          <w:p>
+            <w:pPr>
+              <w:spacing w:before="22" w:after="22"/>
+            </w:pPr>
+            <w:r>
+              <w:rPr>
+                <w:b/>
+                <w:bCs/>
+                <w:color w:val="8186EF"/>
+                <w:sz w:val="16"/>
+                <w:szCs w:val="16"/>
+              </w:rPr>
+              <w:t xml:space="preserve">30  </w:t>
+            </w:r>
+            <w:r>
+              <w:rPr>
+                <w:sz w:val="17"/>
+                <w:szCs w:val="17"/>
+              </w:rPr>
               <w:t xml:space="preserve">A</w:t>
-            </w:r>
-          </w:p>
-        </w:tc>
-        <w:tc>
-          <w:tcPr>
-            <w:tcW w:type="pct" w:w="1667"/>
-            <w:shd w:fill="FBFAF6" w:val="clear"/>
-            <w:tcMar>
-              <w:top w:type="dxa" w:w="40"/>
-              <w:left w:type="dxa" w:w="100"/>
-              <w:bottom w:type="dxa" w:w="40"/>
-              <w:right w:type="dxa" w:w="100"/>
-            </w:tcMar>
-          </w:tcPr>
-          <w:p>
-            <w:pPr>
-              <w:spacing w:before="22" w:after="22"/>
-            </w:pPr>
-            <w:r>
-              <w:rPr>
-                <w:b/>
-                <w:bCs/>
-                <w:color w:val="8186EF"/>
-                <w:sz w:val="16"/>
-                <w:szCs w:val="16"/>
-              </w:rPr>
-              <w:t xml:space="preserve">19  </w:t>
-            </w:r>
-            <w:r>
-              <w:rPr>
-                <w:sz w:val="17"/>
-                <w:szCs w:val="17"/>
-              </w:rPr>
-              <w:t xml:space="preserve">B</w:t>
-            </w:r>
-          </w:p>
-        </w:tc>
-        <w:tc>
-          <w:tcPr>
-            <w:tcW w:type="pct" w:w="1667"/>
-            <w:shd w:fill="FBFAF6" w:val="clear"/>
-            <w:tcMar>
-              <w:top w:type="dxa" w:w="40"/>
-              <w:left w:type="dxa" w:w="100"/>
-              <w:bottom w:type="dxa" w:w="40"/>
-              <w:right w:type="dxa" w:w="100"/>
-            </w:tcMar>
-          </w:tcPr>
-          <w:p>
-            <w:pPr>
-              <w:spacing w:before="22" w:after="22"/>
-            </w:pPr>
-            <w:r>
-              <w:rPr>
-                <w:b/>
-                <w:bCs/>
-                <w:color w:val="8186EF"/>
-                <w:sz w:val="16"/>
-                <w:szCs w:val="16"/>
-              </w:rPr>
-              <w:t xml:space="preserve">30  </w:t>
-            </w:r>
-            <w:r>
-              <w:rPr>
-                <w:sz w:val="17"/>
-                <w:szCs w:val="17"/>
-              </w:rPr>
-              <w:t xml:space="preserve">Compare with the model earlier in this handout.</w:t>
             </w:r>
           </w:p>
         </w:tc>
@@ -8655,7 +7215,7 @@
                 <w:sz w:val="17"/>
                 <w:szCs w:val="17"/>
               </w:rPr>
-              <w:t xml:space="preserve">B</w:t>
+              <w:t xml:space="preserve">D</w:t>
             </w:r>
           </w:p>
         </w:tc>
@@ -8688,7 +7248,7 @@
                 <w:sz w:val="17"/>
                 <w:szCs w:val="17"/>
               </w:rPr>
-              <w:t xml:space="preserve">B</w:t>
+              <w:t xml:space="preserve">E</w:t>
             </w:r>
           </w:p>
         </w:tc>
@@ -8721,7 +7281,7 @@
                 <w:sz w:val="17"/>
                 <w:szCs w:val="17"/>
               </w:rPr>
-              <w:t xml:space="preserve">18.1: Integrated thinking, integrated reporting and the integrated report. 18.2: The primary purpose. 18.3: Value creation and the six capitals. 18.4: Guiding principles and content elements. 18.5: Benefits and challenges. 18.6: Integrated reporting and sustainability disclosures.</w:t>
+              <w:t xml:space="preserve">Compare with the model earlier in this handout.</w:t>
             </w:r>
           </w:p>
         </w:tc>
@@ -8757,7 +7317,7 @@
                 <w:sz w:val="17"/>
                 <w:szCs w:val="17"/>
               </w:rPr>
-              <w:t xml:space="preserve">C</w:t>
+              <w:t xml:space="preserve">E</w:t>
             </w:r>
           </w:p>
         </w:tc>
@@ -8791,7 +7351,7 @@
                 <w:sz w:val="17"/>
                 <w:szCs w:val="17"/>
               </w:rPr>
-              <w:t xml:space="preserve">T</w:t>
+              <w:t xml:space="preserve">F</w:t>
             </w:r>
           </w:p>
         </w:tc>
@@ -8808,14 +7368,24 @@
           </w:tcPr>
           <w:p>
             <w:pPr>
-              <w:spacing w:before="24" w:after="24"/>
-            </w:pPr>
-            <w:r>
-              <w:rPr>
-                <w:sz w:val="16"/>
-                <w:szCs w:val="16"/>
-              </w:rPr>
-              <w:t xml:space="preserve"/>
+              <w:spacing w:before="22" w:after="22"/>
+            </w:pPr>
+            <w:r>
+              <w:rPr>
+                <w:b/>
+                <w:bCs/>
+                <w:color w:val="8186EF"/>
+                <w:sz w:val="16"/>
+                <w:szCs w:val="16"/>
+              </w:rPr>
+              <w:t xml:space="preserve">32  </w:t>
+            </w:r>
+            <w:r>
+              <w:rPr>
+                <w:sz w:val="17"/>
+                <w:szCs w:val="17"/>
+              </w:rPr>
+              <w:t xml:space="preserve">18.1: Integrated thinking, integrated reporting and the integrated report. 18.2: The primary purpose. 18.3: Value creation and the six capitals. 18.4: Guiding principles and content elements. 18.5: Benefits and challenges. 18.6: Integrated reporting and sustainability disclosures.</w:t>
             </w:r>
           </w:p>
         </w:tc>
@@ -8850,7 +7420,7 @@
                 <w:sz w:val="17"/>
                 <w:szCs w:val="17"/>
               </w:rPr>
-              <w:t xml:space="preserve">D</w:t>
+              <w:t xml:space="preserve">F</w:t>
             </w:r>
           </w:p>
         </w:tc>
@@ -8883,7 +7453,7 @@
                 <w:sz w:val="17"/>
                 <w:szCs w:val="17"/>
               </w:rPr>
-              <w:t xml:space="preserve">B</w:t>
+              <w:t xml:space="preserve">A</w:t>
             </w:r>
           </w:p>
         </w:tc>
@@ -8948,7 +7518,7 @@
           <w:sz w:val="16"/>
           <w:szCs w:val="16"/>
         </w:rPr>
-        <w:t xml:space="preserve">The book writes: “Integrated thinking is the way management considers the relationships between the company's units and the resources, or capitals, that it uses and affects. It leads to decisions that consider value creation over the short, medium and long term. Integrated reporting is the process, founded on integrated thinking, that results in a periodic integrated report.”</w:t>
+        <w:t xml:space="preserve">The book writes: “Without integrated thinking, a report is just a collection of separate facts. The rules are in the International &lt;IR&gt; Framework, last revised in January 2021. The IFRS Foundation now owns it, and the IASB and the ISSB are jointly responsible for it.”</w:t>
       </w:r>
     </w:p>
     <w:p>
@@ -8971,7 +7541,7 @@
           <w:sz w:val="16"/>
           <w:szCs w:val="16"/>
         </w:rPr>
-        <w:t xml:space="preserve">The book writes: “They are financial capital, manufactured capital, intellectual capital, human capital, social and relationship capital and natural capital. In the value creation process, the business model takes capitals as inputs and turns them, through its activities, into outputs: products, by-products and waste.”</w:t>
+        <w:t xml:space="preserve">The book writes: “In the value creation process, the business model takes capitals as inputs and turns them, through its activities, into outputs: products, by-products and waste. The outcomes are the effects on the capitals, inside and outside the company.”</w:t>
       </w:r>
     </w:p>
     <w:p>
@@ -9056,37 +7626,37 @@
           <w:sz w:val="16"/>
           <w:szCs w:val="16"/>
         </w:rPr>
-        <w:t xml:space="preserve">6  </w:t>
-      </w:r>
-      <w:r>
-        <w:rPr>
-          <w:sz w:val="16"/>
-          <w:szCs w:val="16"/>
-        </w:rPr>
-        <w:t xml:space="preserve">The book numbers “The primary purpose” as section 18.2.</w:t>
-      </w:r>
-    </w:p>
-    <w:p>
-      <w:pPr>
-        <w:spacing w:after="18"/>
-        <w:ind w:left="300" w:hanging="300"/>
-      </w:pPr>
-      <w:r>
-        <w:rPr>
-          <w:b/>
-          <w:bCs/>
-          <w:color w:val="8186EF"/>
-          <w:sz w:val="16"/>
-          <w:szCs w:val="16"/>
-        </w:rPr>
-        <w:t xml:space="preserve">7  </w:t>
-      </w:r>
-      <w:r>
-        <w:rPr>
-          <w:sz w:val="16"/>
-          <w:szCs w:val="16"/>
-        </w:rPr>
-        <w:t xml:space="preserve">The book numbers “Value creation and the six capitals” as section 18.3.</w:t>
+        <w:t xml:space="preserve">12  </w:t>
+      </w:r>
+      <w:r>
+        <w:rPr>
+          <w:sz w:val="16"/>
+          <w:szCs w:val="16"/>
+        </w:rPr>
+        <w:t xml:space="preserve">This element covers the materiality process and measurement methods. B is wrong: Strategy is about direction and resources. C is wrong: This element covers what could help or harm value creation.</w:t>
+      </w:r>
+    </w:p>
+    <w:p>
+      <w:pPr>
+        <w:spacing w:after="18"/>
+        <w:ind w:left="300" w:hanging="300"/>
+      </w:pPr>
+      <w:r>
+        <w:rPr>
+          <w:b/>
+          <w:bCs/>
+          <w:color w:val="8186EF"/>
+          <w:sz w:val="16"/>
+          <w:szCs w:val="16"/>
+        </w:rPr>
+        <w:t xml:space="preserve">13  </w:t>
+      </w:r>
+      <w:r>
+        <w:rPr>
+          <w:sz w:val="16"/>
+          <w:szCs w:val="16"/>
+        </w:rPr>
+        <w:t xml:space="preserve">Competitive sensitivity is a known challenge. A is wrong: It is not one of the seven principles. B is wrong: It is not one of the eight elements.</w:t>
       </w:r>
     </w:p>
     <w:p>
@@ -9109,6 +7679,144 @@
           <w:sz w:val="16"/>
           <w:szCs w:val="16"/>
         </w:rPr>
+        <w:t xml:space="preserve">Thinking comes first; reporting is the process; the report is the product. A is wrong: The direction is reversed. C is wrong: Integrated reporting is the process, not the report.</w:t>
+      </w:r>
+    </w:p>
+    <w:p>
+      <w:pPr>
+        <w:spacing w:after="18"/>
+        <w:ind w:left="300" w:hanging="300"/>
+      </w:pPr>
+      <w:r>
+        <w:rPr>
+          <w:b/>
+          <w:bCs/>
+          <w:color w:val="8186EF"/>
+          <w:sz w:val="16"/>
+          <w:szCs w:val="16"/>
+        </w:rPr>
+        <w:t xml:space="preserve">15  </w:t>
+      </w:r>
+      <w:r>
+        <w:rPr>
+          <w:sz w:val="16"/>
+          <w:szCs w:val="16"/>
+        </w:rPr>
+        <w:t xml:space="preserve">The IIRC's work moved to the IFRS Foundation in 2022. B is wrong: The IIRC no longer exists as an independent body. C is wrong: The FASB does not issue the Framework.</w:t>
+      </w:r>
+    </w:p>
+    <w:p>
+      <w:pPr>
+        <w:spacing w:after="18"/>
+        <w:ind w:left="300" w:hanging="300"/>
+      </w:pPr>
+      <w:r>
+        <w:rPr>
+          <w:b/>
+          <w:bCs/>
+          <w:color w:val="8186EF"/>
+          <w:sz w:val="16"/>
+          <w:szCs w:val="16"/>
+        </w:rPr>
+        <w:t xml:space="preserve">16  </w:t>
+      </w:r>
+      <w:r>
+        <w:rPr>
+          <w:sz w:val="16"/>
+          <w:szCs w:val="16"/>
+        </w:rPr>
+        <w:t xml:space="preserve">The Framework names providers of financial capital as the primary audience. A is wrong: That is one possible disclosure, not the purpose. B is wrong: Integrated reporting is voluntary in the U.S.</w:t>
+      </w:r>
+    </w:p>
+    <w:p>
+      <w:pPr>
+        <w:spacing w:after="18"/>
+        <w:ind w:left="300" w:hanging="300"/>
+      </w:pPr>
+      <w:r>
+        <w:rPr>
+          <w:b/>
+          <w:bCs/>
+          <w:color w:val="8186EF"/>
+          <w:sz w:val="16"/>
+          <w:szCs w:val="16"/>
+        </w:rPr>
+        <w:t xml:space="preserve">17  </w:t>
+      </w:r>
+      <w:r>
+        <w:rPr>
+          <w:sz w:val="16"/>
+          <w:szCs w:val="16"/>
+        </w:rPr>
+        <w:t xml:space="preserve">Other stakeholders benefit, but investors and lenders come first. A is wrong: Employees are not the primary audience. B is wrong: Regulators are not the primary audience.</w:t>
+      </w:r>
+    </w:p>
+    <w:p>
+      <w:pPr>
+        <w:spacing w:after="18"/>
+        <w:ind w:left="300" w:hanging="300"/>
+      </w:pPr>
+      <w:r>
+        <w:rPr>
+          <w:b/>
+          <w:bCs/>
+          <w:color w:val="8186EF"/>
+          <w:sz w:val="16"/>
+          <w:szCs w:val="16"/>
+        </w:rPr>
+        <w:t xml:space="preserve">18  </w:t>
+      </w:r>
+      <w:r>
+        <w:rPr>
+          <w:sz w:val="16"/>
+          <w:szCs w:val="16"/>
+        </w:rPr>
+        <w:t xml:space="preserve">The payment uses funds. A is wrong: Natural capital is preserved by lower water use. B is wrong: Training raises human capital.</w:t>
+      </w:r>
+    </w:p>
+    <w:p>
+      <w:pPr>
+        <w:spacing w:after="18"/>
+        <w:ind w:left="300" w:hanging="300"/>
+      </w:pPr>
+      <w:r>
+        <w:rPr>
+          <w:b/>
+          <w:bCs/>
+          <w:color w:val="8186EF"/>
+          <w:sz w:val="16"/>
+          <w:szCs w:val="16"/>
+        </w:rPr>
+        <w:t xml:space="preserve">19  </w:t>
+      </w:r>
+      <w:r>
+        <w:rPr>
+          <w:sz w:val="16"/>
+          <w:szCs w:val="16"/>
+        </w:rPr>
+        <w:t xml:space="preserve">Every later answer depends on the adjusted exhibit.</w:t>
+      </w:r>
+    </w:p>
+    <w:p>
+      <w:pPr>
+        <w:spacing w:after="18"/>
+        <w:ind w:left="300" w:hanging="300"/>
+      </w:pPr>
+      <w:r>
+        <w:rPr>
+          <w:b/>
+          <w:bCs/>
+          <w:color w:val="8186EF"/>
+          <w:sz w:val="16"/>
+          <w:szCs w:val="16"/>
+        </w:rPr>
+        <w:t xml:space="preserve">26  </w:t>
+      </w:r>
+      <w:r>
+        <w:rPr>
+          <w:sz w:val="16"/>
+          <w:szCs w:val="16"/>
+        </w:rPr>
         <w:t xml:space="preserve">These are the Framework's six capitals. A is wrong: These are equity accounts, not capitals. B is wrong: These are balance sheet assets.</w:t>
       </w:r>
     </w:p>
@@ -9125,7 +7833,7 @@
           <w:sz w:val="16"/>
           <w:szCs w:val="16"/>
         </w:rPr>
-        <w:t xml:space="preserve">15  </w:t>
+        <w:t xml:space="preserve">27  </w:t>
       </w:r>
       <w:r>
         <w:rPr>
@@ -9148,7 +7856,7 @@
           <w:sz w:val="16"/>
           <w:szCs w:val="16"/>
         </w:rPr>
-        <w:t xml:space="preserve">16  </w:t>
+        <w:t xml:space="preserve">28  </w:t>
       </w:r>
       <w:r>
         <w:rPr>
@@ -9171,7 +7879,7 @@
           <w:sz w:val="16"/>
           <w:szCs w:val="16"/>
         </w:rPr>
-        <w:t xml:space="preserve">17  </w:t>
+        <w:t xml:space="preserve">29  </w:t>
       </w:r>
       <w:r>
         <w:rPr>
@@ -9194,76 +7902,7 @@
           <w:sz w:val="16"/>
           <w:szCs w:val="16"/>
         </w:rPr>
-        <w:t xml:space="preserve">18  </w:t>
-      </w:r>
-      <w:r>
-        <w:rPr>
-          <w:sz w:val="16"/>
-          <w:szCs w:val="16"/>
-        </w:rPr>
-        <w:t xml:space="preserve">Integrated thinking is a key benefit. A is wrong: It is voluntary in the U.S. B is wrong: Financial statements are still required.</w:t>
-      </w:r>
-    </w:p>
-    <w:p>
-      <w:pPr>
-        <w:spacing w:after="18"/>
-        <w:ind w:left="300" w:hanging="300"/>
-      </w:pPr>
-      <w:r>
-        <w:rPr>
-          <w:b/>
-          <w:bCs/>
-          <w:color w:val="8186EF"/>
-          <w:sz w:val="16"/>
-          <w:szCs w:val="16"/>
-        </w:rPr>
-        <w:t xml:space="preserve">19  </w:t>
-      </w:r>
-      <w:r>
-        <w:rPr>
-          <w:sz w:val="16"/>
-          <w:szCs w:val="16"/>
-        </w:rPr>
-        <w:t xml:space="preserve">Measuring non-financial capitals is a known challenge. A is wrong: Conciseness is a principle, not a weakness. C is wrong: Risks and opportunities is a content element.</w:t>
-      </w:r>
-    </w:p>
-    <w:p>
-      <w:pPr>
-        <w:spacing w:after="18"/>
-        <w:ind w:left="300" w:hanging="300"/>
-      </w:pPr>
-      <w:r>
-        <w:rPr>
-          <w:b/>
-          <w:bCs/>
-          <w:color w:val="8186EF"/>
-          <w:sz w:val="16"/>
-          <w:szCs w:val="16"/>
-        </w:rPr>
-        <w:t xml:space="preserve">20  </w:t>
-      </w:r>
-      <w:r>
-        <w:rPr>
-          <w:sz w:val="16"/>
-          <w:szCs w:val="16"/>
-        </w:rPr>
-        <w:t xml:space="preserve">Thinking comes first; reporting is the process; the report is the product. A is wrong: The direction is reversed. C is wrong: Integrated reporting is the process, not the report.</w:t>
-      </w:r>
-    </w:p>
-    <w:p>
-      <w:pPr>
-        <w:spacing w:after="18"/>
-        <w:ind w:left="300" w:hanging="300"/>
-      </w:pPr>
-      <w:r>
-        <w:rPr>
-          <w:b/>
-          <w:bCs/>
-          <w:color w:val="8186EF"/>
-          <w:sz w:val="16"/>
-          <w:szCs w:val="16"/>
-        </w:rPr>
-        <w:t xml:space="preserve">21  </w:t>
+        <w:t xml:space="preserve">30  </w:t>
       </w:r>
       <w:r>
         <w:rPr>
@@ -9271,121 +7910,6 @@
           <w:szCs w:val="16"/>
         </w:rPr>
         <w:t xml:space="preserve">Every later answer depends on the adjusted exhibit.</w:t>
-      </w:r>
-    </w:p>
-    <w:p>
-      <w:pPr>
-        <w:spacing w:after="18"/>
-        <w:ind w:left="300" w:hanging="300"/>
-      </w:pPr>
-      <w:r>
-        <w:rPr>
-          <w:b/>
-          <w:bCs/>
-          <w:color w:val="8186EF"/>
-          <w:sz w:val="16"/>
-          <w:szCs w:val="16"/>
-        </w:rPr>
-        <w:t xml:space="preserve">22  </w:t>
-      </w:r>
-      <w:r>
-        <w:rPr>
-          <w:sz w:val="16"/>
-          <w:szCs w:val="16"/>
-        </w:rPr>
-        <w:t xml:space="preserve">The book states item C18-1 in those words.</w:t>
-      </w:r>
-    </w:p>
-    <w:p>
-      <w:pPr>
-        <w:spacing w:after="18"/>
-        <w:ind w:left="300" w:hanging="300"/>
-      </w:pPr>
-      <w:r>
-        <w:rPr>
-          <w:b/>
-          <w:bCs/>
-          <w:color w:val="8186EF"/>
-          <w:sz w:val="16"/>
-          <w:szCs w:val="16"/>
-        </w:rPr>
-        <w:t xml:space="preserve">23  </w:t>
-      </w:r>
-      <w:r>
-        <w:rPr>
-          <w:sz w:val="16"/>
-          <w:szCs w:val="16"/>
-        </w:rPr>
-        <w:t xml:space="preserve">The book states item C18-2 in those words.</w:t>
-      </w:r>
-    </w:p>
-    <w:p>
-      <w:pPr>
-        <w:spacing w:after="18"/>
-        <w:ind w:left="300" w:hanging="300"/>
-      </w:pPr>
-      <w:r>
-        <w:rPr>
-          <w:b/>
-          <w:bCs/>
-          <w:color w:val="8186EF"/>
-          <w:sz w:val="16"/>
-          <w:szCs w:val="16"/>
-        </w:rPr>
-        <w:t xml:space="preserve">24  </w:t>
-      </w:r>
-      <w:r>
-        <w:rPr>
-          <w:sz w:val="16"/>
-          <w:szCs w:val="16"/>
-        </w:rPr>
-        <w:t xml:space="preserve">The book states item C18-3 in those words.</w:t>
-      </w:r>
-    </w:p>
-    <w:p>
-      <w:pPr>
-        <w:spacing w:after="18"/>
-        <w:ind w:left="300" w:hanging="300"/>
-      </w:pPr>
-      <w:r>
-        <w:rPr>
-          <w:b/>
-          <w:bCs/>
-          <w:color w:val="8186EF"/>
-          <w:sz w:val="16"/>
-          <w:szCs w:val="16"/>
-        </w:rPr>
-        <w:t xml:space="preserve">25  </w:t>
-      </w:r>
-      <w:r>
-        <w:rPr>
-          <w:sz w:val="16"/>
-          <w:szCs w:val="16"/>
-        </w:rPr>
-        <w:t xml:space="preserve">The book states item C18-4 in those words.</w:t>
-      </w:r>
-    </w:p>
-    <w:p>
-      <w:pPr>
-        <w:spacing w:after="18"/>
-        <w:ind w:left="300" w:hanging="300"/>
-      </w:pPr>
-      <w:r>
-        <w:rPr>
-          <w:b/>
-          <w:bCs/>
-          <w:color w:val="8186EF"/>
-          <w:sz w:val="16"/>
-          <w:szCs w:val="16"/>
-        </w:rPr>
-        <w:t xml:space="preserve">26  </w:t>
-      </w:r>
-      <w:r>
-        <w:rPr>
-          <w:sz w:val="16"/>
-          <w:szCs w:val="16"/>
-        </w:rPr>
-        <w:t xml:space="preserve">The book states item C18-5 in those words.</w:t>
       </w:r>
     </w:p>
     <w:p/>
